--- a/3.Iterazione2/iterazione2.docx
+++ b/3.Iterazione2/iterazione2.docx
@@ -216,6 +216,431 @@
     </w:p>
     <w:p>
       <w:pPr>
+        <w:jc w:val="both"/>
+        <w:rPr>
+          <w:rFonts w:ascii="Montserrat" w:hAnsi="Montserrat"/>
+          <w:color w:val="272728"/>
+          <w:sz w:val="24"/>
+          <w:szCs w:val="24"/>
+        </w:rPr>
+      </w:pPr>
+      <w:r>
+        <w:rPr>
+          <w:rFonts w:ascii="Montserrat" w:hAnsi="Montserrat"/>
+          <w:color w:val="272728"/>
+          <w:sz w:val="24"/>
+          <w:szCs w:val="24"/>
+        </w:rPr>
+        <w:t>Nella fase di Analisi della seconda iterazione, sono state introdotte due nuove classi</w:t>
+      </w:r>
+      <w:r>
+        <w:rPr>
+          <w:rFonts w:ascii="Montserrat" w:hAnsi="Montserrat"/>
+          <w:color w:val="272728"/>
+          <w:sz w:val="24"/>
+          <w:szCs w:val="24"/>
+        </w:rPr>
+        <w:t xml:space="preserve"> concettuali </w:t>
+      </w:r>
+      <w:r>
+        <w:rPr>
+          <w:rFonts w:ascii="Montserrat" w:hAnsi="Montserrat"/>
+          <w:color w:val="272728"/>
+          <w:sz w:val="24"/>
+          <w:szCs w:val="24"/>
+        </w:rPr>
+        <w:t>per permettere l’introduzione di alcuni casi d’uso</w:t>
+      </w:r>
+      <w:r>
+        <w:rPr>
+          <w:rFonts w:ascii="Montserrat" w:hAnsi="Montserrat"/>
+          <w:color w:val="272728"/>
+          <w:sz w:val="24"/>
+          <w:szCs w:val="24"/>
+        </w:rPr>
+        <w:t>. È stata, inoltre, modellata una generalizzazione riguardante i tipi di Evento.</w:t>
+      </w:r>
+      <w:r>
+        <w:rPr>
+          <w:rFonts w:ascii="Montserrat" w:hAnsi="Montserrat"/>
+          <w:color w:val="272728"/>
+          <w:sz w:val="24"/>
+          <w:szCs w:val="24"/>
+        </w:rPr>
+        <w:t xml:space="preserve"> Sono state aggiunte le seguenti classi:</w:t>
+      </w:r>
+    </w:p>
+    <w:p>
+      <w:pPr>
+        <w:pStyle w:val="Paragrafoelenco"/>
+        <w:numPr>
+          <w:ilvl w:val="0"/>
+          <w:numId w:val="6"/>
+        </w:numPr>
+        <w:jc w:val="both"/>
+        <w:rPr>
+          <w:rFonts w:ascii="Montserrat" w:hAnsi="Montserrat"/>
+          <w:color w:val="272728"/>
+          <w:sz w:val="24"/>
+          <w:szCs w:val="24"/>
+        </w:rPr>
+      </w:pPr>
+      <w:r>
+        <w:rPr>
+          <w:rFonts w:ascii="Montserrat" w:hAnsi="Montserrat"/>
+          <w:color w:val="7A0D00"/>
+          <w:sz w:val="24"/>
+          <w:szCs w:val="24"/>
+        </w:rPr>
+        <w:t>Wishlist</w:t>
+      </w:r>
+      <w:r>
+        <w:rPr>
+          <w:rFonts w:ascii="Montserrat" w:hAnsi="Montserrat"/>
+          <w:color w:val="272728"/>
+          <w:sz w:val="24"/>
+          <w:szCs w:val="24"/>
+        </w:rPr>
+        <w:t>: rappresenta la wishlist di un Cliente;</w:t>
+      </w:r>
+    </w:p>
+    <w:p>
+      <w:pPr>
+        <w:pStyle w:val="Paragrafoelenco"/>
+        <w:numPr>
+          <w:ilvl w:val="0"/>
+          <w:numId w:val="6"/>
+        </w:numPr>
+        <w:jc w:val="both"/>
+        <w:rPr>
+          <w:rFonts w:ascii="Montserrat" w:hAnsi="Montserrat"/>
+          <w:color w:val="272728"/>
+          <w:sz w:val="24"/>
+          <w:szCs w:val="24"/>
+        </w:rPr>
+      </w:pPr>
+      <w:r>
+        <w:rPr>
+          <w:rFonts w:ascii="Montserrat" w:hAnsi="Montserrat"/>
+          <w:color w:val="272728"/>
+          <w:sz w:val="24"/>
+          <w:szCs w:val="24"/>
+        </w:rPr>
+        <w:t>Biglietto: rappresent</w:t>
+      </w:r>
+      <w:r>
+        <w:rPr>
+          <w:rFonts w:ascii="Montserrat" w:hAnsi="Montserrat"/>
+          <w:color w:val="272728"/>
+          <w:sz w:val="24"/>
+          <w:szCs w:val="24"/>
+        </w:rPr>
+        <w:t>a</w:t>
+      </w:r>
+      <w:r>
+        <w:rPr>
+          <w:rFonts w:ascii="Montserrat" w:hAnsi="Montserrat"/>
+          <w:color w:val="272728"/>
+          <w:sz w:val="24"/>
+          <w:szCs w:val="24"/>
+        </w:rPr>
+        <w:t xml:space="preserve"> un biglietto acquistato da un Cliente, con tutti i parametri necessari per il calcolo del prezzo;</w:t>
+      </w:r>
+    </w:p>
+    <w:p>
+      <w:pPr>
+        <w:pStyle w:val="Paragrafoelenco"/>
+        <w:numPr>
+          <w:ilvl w:val="0"/>
+          <w:numId w:val="6"/>
+        </w:numPr>
+        <w:jc w:val="both"/>
+        <w:rPr>
+          <w:rFonts w:ascii="Montserrat" w:hAnsi="Montserrat"/>
+          <w:color w:val="272728"/>
+          <w:sz w:val="24"/>
+          <w:szCs w:val="24"/>
+        </w:rPr>
+      </w:pPr>
+      <w:proofErr w:type="spellStart"/>
+      <w:r>
+        <w:rPr>
+          <w:rFonts w:ascii="Montserrat" w:hAnsi="Montserrat"/>
+          <w:color w:val="7A0D00"/>
+          <w:sz w:val="24"/>
+          <w:szCs w:val="24"/>
+        </w:rPr>
+        <w:t>EventoPopUp</w:t>
+      </w:r>
+      <w:proofErr w:type="spellEnd"/>
+      <w:r>
+        <w:rPr>
+          <w:rFonts w:ascii="Montserrat" w:hAnsi="Montserrat"/>
+          <w:color w:val="272728"/>
+          <w:sz w:val="24"/>
+          <w:szCs w:val="24"/>
+        </w:rPr>
+        <w:t>:</w:t>
+      </w:r>
+      <w:r>
+        <w:rPr>
+          <w:rFonts w:ascii="Montserrat" w:hAnsi="Montserrat"/>
+          <w:color w:val="272728"/>
+          <w:sz w:val="24"/>
+          <w:szCs w:val="24"/>
+        </w:rPr>
+        <w:t xml:space="preserve"> rappresenta un evento Pop-Up, indirizzato a una fascia ristretta di clienti;</w:t>
+      </w:r>
+    </w:p>
+    <w:p>
+      <w:pPr>
+        <w:pStyle w:val="Paragrafoelenco"/>
+        <w:numPr>
+          <w:ilvl w:val="0"/>
+          <w:numId w:val="6"/>
+        </w:numPr>
+        <w:jc w:val="both"/>
+        <w:rPr>
+          <w:rFonts w:ascii="Montserrat" w:hAnsi="Montserrat"/>
+          <w:color w:val="272728"/>
+          <w:sz w:val="24"/>
+          <w:szCs w:val="24"/>
+        </w:rPr>
+      </w:pPr>
+      <w:proofErr w:type="spellStart"/>
+      <w:r>
+        <w:rPr>
+          <w:rFonts w:ascii="Montserrat" w:hAnsi="Montserrat"/>
+          <w:color w:val="7A0D00"/>
+          <w:sz w:val="24"/>
+          <w:szCs w:val="24"/>
+        </w:rPr>
+        <w:t>EventoStandard</w:t>
+      </w:r>
+      <w:proofErr w:type="spellEnd"/>
+      <w:r>
+        <w:rPr>
+          <w:rFonts w:ascii="Montserrat" w:hAnsi="Montserrat"/>
+          <w:color w:val="272728"/>
+          <w:sz w:val="24"/>
+          <w:szCs w:val="24"/>
+        </w:rPr>
+        <w:t>:</w:t>
+      </w:r>
+      <w:r>
+        <w:rPr>
+          <w:rFonts w:ascii="Montserrat" w:hAnsi="Montserrat"/>
+          <w:color w:val="272728"/>
+          <w:sz w:val="24"/>
+          <w:szCs w:val="24"/>
+        </w:rPr>
+        <w:t xml:space="preserve"> rappresenta un evento base gestito dal Sistema.</w:t>
+      </w:r>
+    </w:p>
+    <w:p>
+      <w:pPr>
+        <w:jc w:val="both"/>
+        <w:rPr>
+          <w:rFonts w:ascii="Montserrat" w:hAnsi="Montserrat"/>
+          <w:color w:val="272728"/>
+          <w:sz w:val="24"/>
+          <w:szCs w:val="24"/>
+        </w:rPr>
+      </w:pPr>
+      <w:r>
+        <w:rPr>
+          <w:rFonts w:ascii="Montserrat" w:hAnsi="Montserrat"/>
+          <w:color w:val="272728"/>
+          <w:sz w:val="24"/>
+          <w:szCs w:val="24"/>
+        </w:rPr>
+        <w:t>Sono stati aggiornati anche alcuni parametri di alcune classi concettuali già definite in precedenza:</w:t>
+      </w:r>
+    </w:p>
+    <w:p>
+      <w:pPr>
+        <w:pStyle w:val="Paragrafoelenco"/>
+        <w:numPr>
+          <w:ilvl w:val="0"/>
+          <w:numId w:val="7"/>
+        </w:numPr>
+        <w:jc w:val="both"/>
+        <w:rPr>
+          <w:rFonts w:ascii="Montserrat" w:hAnsi="Montserrat"/>
+          <w:color w:val="272728"/>
+          <w:sz w:val="24"/>
+          <w:szCs w:val="24"/>
+        </w:rPr>
+      </w:pPr>
+      <w:r>
+        <w:rPr>
+          <w:rFonts w:ascii="Montserrat" w:hAnsi="Montserrat"/>
+          <w:color w:val="272728"/>
+          <w:sz w:val="24"/>
+          <w:szCs w:val="24"/>
+        </w:rPr>
+        <w:t xml:space="preserve">È stato aggiunto il parametro </w:t>
+      </w:r>
+      <w:proofErr w:type="spellStart"/>
+      <w:r>
+        <w:rPr>
+          <w:rFonts w:ascii="Montserrat" w:hAnsi="Montserrat"/>
+          <w:color w:val="272728"/>
+          <w:sz w:val="24"/>
+          <w:szCs w:val="24"/>
+        </w:rPr>
+        <w:t>disponibilita</w:t>
+      </w:r>
+      <w:proofErr w:type="spellEnd"/>
+      <w:r>
+        <w:rPr>
+          <w:rFonts w:ascii="Montserrat" w:hAnsi="Montserrat"/>
+          <w:color w:val="272728"/>
+          <w:sz w:val="24"/>
+          <w:szCs w:val="24"/>
+        </w:rPr>
+        <w:t xml:space="preserve"> alla classe Evento, per permettere di aggiornare il numero di posti disponibili per quel determinato evento</w:t>
+      </w:r>
+      <w:r>
+        <w:rPr>
+          <w:rFonts w:ascii="Montserrat" w:hAnsi="Montserrat"/>
+          <w:color w:val="272728"/>
+          <w:sz w:val="24"/>
+          <w:szCs w:val="24"/>
+        </w:rPr>
+        <w:t>;</w:t>
+      </w:r>
+    </w:p>
+    <w:p>
+      <w:pPr>
+        <w:pStyle w:val="Paragrafoelenco"/>
+        <w:numPr>
+          <w:ilvl w:val="0"/>
+          <w:numId w:val="7"/>
+        </w:numPr>
+        <w:jc w:val="both"/>
+        <w:rPr>
+          <w:rFonts w:ascii="Montserrat" w:hAnsi="Montserrat"/>
+          <w:color w:val="272728"/>
+          <w:sz w:val="24"/>
+          <w:szCs w:val="24"/>
+        </w:rPr>
+      </w:pPr>
+      <w:r>
+        <w:rPr>
+          <w:rFonts w:ascii="Montserrat" w:hAnsi="Montserrat"/>
+          <w:color w:val="272728"/>
+          <w:sz w:val="24"/>
+          <w:szCs w:val="24"/>
+        </w:rPr>
+        <w:t xml:space="preserve">È stato aggiunto l’attributo </w:t>
+      </w:r>
+      <w:proofErr w:type="spellStart"/>
+      <w:r>
+        <w:rPr>
+          <w:rFonts w:ascii="Montserrat" w:hAnsi="Montserrat"/>
+          <w:color w:val="272728"/>
+          <w:sz w:val="24"/>
+          <w:szCs w:val="24"/>
+        </w:rPr>
+        <w:t>isSponsor</w:t>
+      </w:r>
+      <w:proofErr w:type="spellEnd"/>
+      <w:r>
+        <w:rPr>
+          <w:rFonts w:ascii="Montserrat" w:hAnsi="Montserrat"/>
+          <w:color w:val="272728"/>
+          <w:sz w:val="24"/>
+          <w:szCs w:val="24"/>
+        </w:rPr>
+        <w:t xml:space="preserve"> alla classe Organizzatore per consentire agli Sponsor di creare eventi Pop-Up.</w:t>
+      </w:r>
+    </w:p>
+    <w:p>
+      <w:pPr>
+        <w:pStyle w:val="Paragrafoelenco"/>
+        <w:numPr>
+          <w:ilvl w:val="0"/>
+          <w:numId w:val="7"/>
+        </w:numPr>
+        <w:jc w:val="both"/>
+        <w:rPr>
+          <w:rFonts w:ascii="Montserrat" w:hAnsi="Montserrat"/>
+          <w:color w:val="272728"/>
+          <w:sz w:val="24"/>
+          <w:szCs w:val="24"/>
+        </w:rPr>
+      </w:pPr>
+      <w:r>
+        <w:rPr>
+          <w:rFonts w:ascii="Montserrat" w:hAnsi="Montserrat"/>
+          <w:color w:val="272728"/>
+          <w:sz w:val="24"/>
+          <w:szCs w:val="24"/>
+        </w:rPr>
+        <w:t xml:space="preserve">Alcuni degli attributi precedentemente inseriti nella classe Evento, sono stati adesso spostati nella </w:t>
+      </w:r>
+      <w:r>
+        <w:rPr>
+          <w:rFonts w:ascii="Montserrat" w:hAnsi="Montserrat"/>
+          <w:color w:val="272728"/>
+          <w:sz w:val="24"/>
+          <w:szCs w:val="24"/>
+        </w:rPr>
+        <w:t>sottoclasse</w:t>
+      </w:r>
+      <w:r>
+        <w:rPr>
+          <w:rFonts w:ascii="Montserrat" w:hAnsi="Montserrat"/>
+          <w:color w:val="272728"/>
+          <w:sz w:val="24"/>
+          <w:szCs w:val="24"/>
+        </w:rPr>
+        <w:t xml:space="preserve"> </w:t>
+      </w:r>
+      <w:proofErr w:type="spellStart"/>
+      <w:r>
+        <w:rPr>
+          <w:rFonts w:ascii="Montserrat" w:hAnsi="Montserrat"/>
+          <w:color w:val="272728"/>
+          <w:sz w:val="24"/>
+          <w:szCs w:val="24"/>
+        </w:rPr>
+        <w:t>EventoStandard</w:t>
+      </w:r>
+      <w:proofErr w:type="spellEnd"/>
+      <w:r>
+        <w:rPr>
+          <w:rFonts w:ascii="Montserrat" w:hAnsi="Montserrat"/>
+          <w:color w:val="272728"/>
+          <w:sz w:val="24"/>
+          <w:szCs w:val="24"/>
+        </w:rPr>
+        <w:t>.</w:t>
+      </w:r>
+    </w:p>
+    <w:p>
+      <w:pPr>
+        <w:jc w:val="both"/>
+        <w:rPr>
+          <w:rFonts w:ascii="Montserrat" w:hAnsi="Montserrat"/>
+          <w:color w:val="272728"/>
+          <w:sz w:val="24"/>
+          <w:szCs w:val="24"/>
+        </w:rPr>
+      </w:pPr>
+      <w:r>
+        <w:rPr>
+          <w:rFonts w:ascii="Montserrat" w:hAnsi="Montserrat"/>
+          <w:color w:val="272728"/>
+          <w:sz w:val="24"/>
+          <w:szCs w:val="24"/>
+        </w:rPr>
+        <w:t>Si riporta di seguito il Modello di Dominio aggiornato:</w:t>
+      </w:r>
+    </w:p>
+    <w:p>
+      <w:pPr>
         <w:jc w:val="center"/>
         <w:rPr>
           <w:rFonts w:ascii="Montserrat" w:hAnsi="Montserrat"/>
@@ -232,6 +657,7 @@
           <w:sz w:val="24"/>
           <w:szCs w:val="24"/>
         </w:rPr>
+        <w:lastRenderedPageBreak/>
         <w:drawing>
           <wp:inline distT="0" distB="0" distL="0" distR="0" wp14:anchorId="3DC57FB9" wp14:editId="167D6E70">
             <wp:extent cx="6120130" cy="4085590"/>
@@ -357,7 +783,6 @@
           <w:sz w:val="24"/>
           <w:szCs w:val="24"/>
         </w:rPr>
-        <w:lastRenderedPageBreak/>
         <w:drawing>
           <wp:inline distT="0" distB="0" distL="0" distR="0" wp14:anchorId="22AA50F7" wp14:editId="24A3FD9F">
             <wp:extent cx="4686300" cy="3660351"/>
@@ -423,6 +848,7 @@
           <w:sz w:val="26"/>
           <w:szCs w:val="26"/>
         </w:rPr>
+        <w:lastRenderedPageBreak/>
         <w:t>2.2.2. Contratti delle operazioni</w:t>
       </w:r>
       <w:bookmarkEnd w:id="5"/>
@@ -3550,6 +3976,7 @@
           <w:rFonts w:ascii="Montserrat" w:hAnsi="Montserrat"/>
           <w:color w:val="CC1903"/>
         </w:rPr>
+        <w:lastRenderedPageBreak/>
         <w:t>2.3. Caso d’uso UC8: GESTIONE WISHLIST</w:t>
       </w:r>
       <w:bookmarkEnd w:id="6"/>
@@ -3683,7 +4110,6 @@
           <w:sz w:val="26"/>
           <w:szCs w:val="26"/>
         </w:rPr>
-        <w:lastRenderedPageBreak/>
         <w:t>2.3.2. Contratti delle operazioni</w:t>
       </w:r>
       <w:bookmarkEnd w:id="8"/>
@@ -4721,6 +5147,7 @@
           <w:sz w:val="24"/>
           <w:szCs w:val="24"/>
         </w:rPr>
+        <w:lastRenderedPageBreak/>
         <mc:AlternateContent>
           <mc:Choice Requires="wps">
             <w:drawing>
@@ -6539,7 +6966,6 @@
           <w:rFonts w:ascii="Montserrat" w:hAnsi="Montserrat"/>
           <w:color w:val="CC1903"/>
         </w:rPr>
-        <w:lastRenderedPageBreak/>
         <w:t>2.4. Caso d’uso UC9: GESTIONE EVENTO POP-UP</w:t>
       </w:r>
       <w:bookmarkEnd w:id="9"/>
@@ -6720,6 +7146,7 @@
           <w:sz w:val="26"/>
           <w:szCs w:val="26"/>
         </w:rPr>
+        <w:lastRenderedPageBreak/>
         <w:t>2.4.2. Contratti delle operazioni</w:t>
       </w:r>
       <w:bookmarkEnd w:id="11"/>
@@ -9493,6 +9920,2048 @@
           <w:szCs w:val="36"/>
         </w:rPr>
       </w:pPr>
+    </w:p>
+    <w:p>
+      <w:pPr>
+        <w:pStyle w:val="Titolo2"/>
+        <w:rPr>
+          <w:rFonts w:ascii="Montserrat" w:hAnsi="Montserrat"/>
+          <w:color w:val="CC1903"/>
+          <w:sz w:val="36"/>
+          <w:szCs w:val="36"/>
+        </w:rPr>
+      </w:pPr>
+      <w:bookmarkStart w:id="12" w:name="_Toc222162608"/>
+      <w:r>
+        <w:rPr>
+          <w:rFonts w:ascii="Montserrat" w:hAnsi="Montserrat"/>
+          <w:color w:val="CC1903"/>
+          <w:sz w:val="36"/>
+          <w:szCs w:val="36"/>
+        </w:rPr>
+        <w:t>3. Progettazione</w:t>
+      </w:r>
+      <w:bookmarkEnd w:id="12"/>
+    </w:p>
+    <w:p>
+      <w:pPr>
+        <w:jc w:val="both"/>
+        <w:rPr>
+          <w:rFonts w:ascii="Montserrat" w:hAnsi="Montserrat"/>
+          <w:color w:val="272728"/>
+          <w:sz w:val="24"/>
+          <w:szCs w:val="24"/>
+        </w:rPr>
+      </w:pPr>
+      <w:r>
+        <w:rPr>
+          <w:rFonts w:ascii="Montserrat" w:hAnsi="Montserrat"/>
+          <w:color w:val="272728"/>
+          <w:sz w:val="24"/>
+          <w:szCs w:val="24"/>
+        </w:rPr>
+        <w:t>Durante questa fase, è stato aggiornato il DCD già precedentemente elaborato</w:t>
+      </w:r>
+      <w:r>
+        <w:rPr>
+          <w:rFonts w:ascii="Montserrat" w:hAnsi="Montserrat"/>
+          <w:color w:val="272728"/>
+          <w:sz w:val="24"/>
+          <w:szCs w:val="24"/>
+        </w:rPr>
+        <w:t xml:space="preserve"> al fine di riflettere l’evoluzione del sistema</w:t>
+      </w:r>
+      <w:r>
+        <w:rPr>
+          <w:rFonts w:ascii="Montserrat" w:hAnsi="Montserrat"/>
+          <w:color w:val="272728"/>
+          <w:sz w:val="24"/>
+          <w:szCs w:val="24"/>
+        </w:rPr>
+        <w:t xml:space="preserve">. È stata, inoltre, posta l’attenzione </w:t>
+      </w:r>
+      <w:r>
+        <w:rPr>
+          <w:rFonts w:ascii="Montserrat" w:hAnsi="Montserrat"/>
+          <w:color w:val="272728"/>
+          <w:sz w:val="24"/>
+          <w:szCs w:val="24"/>
+        </w:rPr>
+        <w:t xml:space="preserve">verso </w:t>
+      </w:r>
+      <w:r>
+        <w:rPr>
+          <w:rFonts w:ascii="Montserrat" w:hAnsi="Montserrat"/>
+          <w:color w:val="272728"/>
+          <w:sz w:val="24"/>
+          <w:szCs w:val="24"/>
+        </w:rPr>
+        <w:t>l’</w:t>
+      </w:r>
+      <w:r>
+        <w:rPr>
+          <w:rFonts w:ascii="Montserrat" w:hAnsi="Montserrat"/>
+          <w:color w:val="272728"/>
+          <w:sz w:val="24"/>
+          <w:szCs w:val="24"/>
+        </w:rPr>
+        <w:t>implementazione</w:t>
+      </w:r>
+      <w:r>
+        <w:rPr>
+          <w:rFonts w:ascii="Montserrat" w:hAnsi="Montserrat"/>
+          <w:color w:val="272728"/>
+          <w:sz w:val="24"/>
+          <w:szCs w:val="24"/>
+        </w:rPr>
+        <w:t xml:space="preserve"> di alcune delle regole di dominio, in particolare quelle </w:t>
+      </w:r>
+      <w:r>
+        <w:rPr>
+          <w:rFonts w:ascii="Montserrat" w:hAnsi="Montserrat"/>
+          <w:color w:val="272728"/>
+          <w:sz w:val="24"/>
+          <w:szCs w:val="24"/>
+        </w:rPr>
+        <w:t xml:space="preserve">relative alle tariffe agevolate per </w:t>
+      </w:r>
+      <w:r>
+        <w:rPr>
+          <w:rFonts w:ascii="Montserrat" w:hAnsi="Montserrat"/>
+          <w:color w:val="272728"/>
+          <w:sz w:val="24"/>
+          <w:szCs w:val="24"/>
+        </w:rPr>
+        <w:t xml:space="preserve">le varie categorie di Clienti. Per </w:t>
+      </w:r>
+      <w:r>
+        <w:rPr>
+          <w:rFonts w:ascii="Montserrat" w:hAnsi="Montserrat"/>
+          <w:color w:val="272728"/>
+          <w:sz w:val="24"/>
+          <w:szCs w:val="24"/>
+        </w:rPr>
+        <w:t>garantire flessibilità ed efficienza</w:t>
+      </w:r>
+      <w:r>
+        <w:rPr>
+          <w:rFonts w:ascii="Montserrat" w:hAnsi="Montserrat"/>
+          <w:color w:val="272728"/>
+          <w:sz w:val="24"/>
+          <w:szCs w:val="24"/>
+        </w:rPr>
+        <w:t xml:space="preserve"> è stato, quindi, applicato il </w:t>
+      </w:r>
+      <w:r>
+        <w:rPr>
+          <w:rFonts w:ascii="Montserrat" w:hAnsi="Montserrat"/>
+          <w:i/>
+          <w:iCs/>
+          <w:color w:val="272728"/>
+          <w:sz w:val="24"/>
+          <w:szCs w:val="24"/>
+        </w:rPr>
+        <w:t>pattern Strategy</w:t>
+      </w:r>
+      <w:r>
+        <w:rPr>
+          <w:rFonts w:ascii="Montserrat" w:hAnsi="Montserrat"/>
+          <w:color w:val="272728"/>
+          <w:sz w:val="24"/>
+          <w:szCs w:val="24"/>
+        </w:rPr>
+        <w:t xml:space="preserve">, che ha permesso </w:t>
+      </w:r>
+      <w:r>
+        <w:rPr>
+          <w:rFonts w:ascii="Montserrat" w:hAnsi="Montserrat"/>
+          <w:color w:val="272728"/>
+          <w:sz w:val="24"/>
+          <w:szCs w:val="24"/>
+        </w:rPr>
+        <w:t>di incapsulare le diverse logiche di sconto e di applicarle relativamente al Cliente.</w:t>
+      </w:r>
+    </w:p>
+    <w:p>
+      <w:pPr>
+        <w:jc w:val="both"/>
+        <w:rPr>
+          <w:rFonts w:ascii="Montserrat" w:hAnsi="Montserrat"/>
+          <w:color w:val="CC1903"/>
+          <w:sz w:val="28"/>
+          <w:szCs w:val="28"/>
+        </w:rPr>
+      </w:pPr>
+    </w:p>
+    <w:p>
+      <w:pPr>
+        <w:pStyle w:val="Titolo3"/>
+        <w:rPr>
+          <w:rFonts w:ascii="Montserrat" w:hAnsi="Montserrat"/>
+          <w:color w:val="CC1903"/>
+        </w:rPr>
+      </w:pPr>
+      <w:bookmarkStart w:id="13" w:name="_Toc222162609"/>
+      <w:r>
+        <w:rPr>
+          <w:rFonts w:ascii="Montserrat" w:hAnsi="Montserrat"/>
+          <w:color w:val="CC1903"/>
+        </w:rPr>
+        <w:lastRenderedPageBreak/>
+        <w:t>3.1. Caso d’uso d’avviamento</w:t>
+      </w:r>
+      <w:bookmarkEnd w:id="13"/>
+    </w:p>
+    <w:p>
+      <w:pPr>
+        <w:pStyle w:val="Titolo3"/>
+        <w:rPr>
+          <w:rFonts w:ascii="Montserrat" w:hAnsi="Montserrat"/>
+          <w:color w:val="CC1903"/>
+        </w:rPr>
+      </w:pPr>
+      <w:bookmarkStart w:id="14" w:name="_Toc222162610"/>
+      <w:r>
+        <w:rPr>
+          <w:rFonts w:ascii="Montserrat" w:hAnsi="Montserrat"/>
+          <w:color w:val="CC1903"/>
+        </w:rPr>
+        <w:t>3.2. Diagrammi di sequenza</w:t>
+      </w:r>
+      <w:r>
+        <w:rPr>
+          <w:rFonts w:ascii="Montserrat" w:hAnsi="Montserrat"/>
+          <w:color w:val="CC1903"/>
+        </w:rPr>
+        <w:t xml:space="preserve"> UC4</w:t>
+      </w:r>
+      <w:bookmarkEnd w:id="14"/>
+    </w:p>
+    <w:p>
+      <w:pPr>
+        <w:jc w:val="both"/>
+        <w:rPr>
+          <w:rFonts w:ascii="Montserrat" w:hAnsi="Montserrat"/>
+          <w:color w:val="272728"/>
+          <w:sz w:val="24"/>
+          <w:szCs w:val="24"/>
+        </w:rPr>
+      </w:pPr>
+      <w:r>
+        <w:rPr>
+          <w:rFonts w:ascii="Montserrat" w:hAnsi="Montserrat"/>
+          <w:color w:val="272728"/>
+          <w:sz w:val="24"/>
+          <w:szCs w:val="24"/>
+        </w:rPr>
+        <w:t xml:space="preserve">In seguito, verranno riportati i diagrammi di sequenza relativi al caso d’uso UC4. È possibile notare l’applicazione di diversi pattern, sia GRASP che </w:t>
+      </w:r>
+      <w:proofErr w:type="spellStart"/>
+      <w:r>
+        <w:rPr>
+          <w:rFonts w:ascii="Montserrat" w:hAnsi="Montserrat"/>
+          <w:color w:val="272728"/>
+          <w:sz w:val="24"/>
+          <w:szCs w:val="24"/>
+        </w:rPr>
+        <w:t>GoF</w:t>
+      </w:r>
+      <w:proofErr w:type="spellEnd"/>
+      <w:r>
+        <w:rPr>
+          <w:rFonts w:ascii="Montserrat" w:hAnsi="Montserrat"/>
+          <w:color w:val="272728"/>
+          <w:sz w:val="24"/>
+          <w:szCs w:val="24"/>
+        </w:rPr>
+        <w:t>: o</w:t>
+      </w:r>
+      <w:r>
+        <w:rPr>
+          <w:rFonts w:ascii="Montserrat" w:hAnsi="Montserrat"/>
+          <w:color w:val="272728"/>
+          <w:sz w:val="24"/>
+          <w:szCs w:val="24"/>
+        </w:rPr>
+        <w:t xml:space="preserve">ltre il </w:t>
+      </w:r>
+      <w:r>
+        <w:rPr>
+          <w:rFonts w:ascii="Montserrat" w:hAnsi="Montserrat"/>
+          <w:i/>
+          <w:iCs/>
+          <w:color w:val="272728"/>
+          <w:sz w:val="24"/>
+          <w:szCs w:val="24"/>
+        </w:rPr>
+        <w:t>pattern Controller</w:t>
+      </w:r>
+      <w:r>
+        <w:rPr>
+          <w:rFonts w:ascii="Montserrat" w:hAnsi="Montserrat"/>
+          <w:color w:val="272728"/>
+          <w:sz w:val="24"/>
+          <w:szCs w:val="24"/>
+        </w:rPr>
+        <w:t xml:space="preserve">, già </w:t>
+      </w:r>
+      <w:r>
+        <w:rPr>
+          <w:rFonts w:ascii="Montserrat" w:hAnsi="Montserrat"/>
+          <w:color w:val="272728"/>
+          <w:sz w:val="24"/>
+          <w:szCs w:val="24"/>
+        </w:rPr>
+        <w:t>introdotto</w:t>
+      </w:r>
+      <w:r>
+        <w:rPr>
+          <w:rFonts w:ascii="Montserrat" w:hAnsi="Montserrat"/>
+          <w:color w:val="272728"/>
+          <w:sz w:val="24"/>
+          <w:szCs w:val="24"/>
+        </w:rPr>
+        <w:t xml:space="preserve"> </w:t>
+      </w:r>
+      <w:r>
+        <w:rPr>
+          <w:rFonts w:ascii="Montserrat" w:hAnsi="Montserrat"/>
+          <w:color w:val="272728"/>
+          <w:sz w:val="24"/>
+          <w:szCs w:val="24"/>
+        </w:rPr>
+        <w:t>nel</w:t>
+      </w:r>
+      <w:r>
+        <w:rPr>
+          <w:rFonts w:ascii="Montserrat" w:hAnsi="Montserrat"/>
+          <w:color w:val="272728"/>
+          <w:sz w:val="24"/>
+          <w:szCs w:val="24"/>
+        </w:rPr>
+        <w:t xml:space="preserve">l’iterazione 1, è stato </w:t>
+      </w:r>
+      <w:r>
+        <w:rPr>
+          <w:rFonts w:ascii="Montserrat" w:hAnsi="Montserrat"/>
+          <w:color w:val="272728"/>
+          <w:sz w:val="24"/>
+          <w:szCs w:val="24"/>
+        </w:rPr>
+        <w:t xml:space="preserve">applicato </w:t>
+      </w:r>
+      <w:r>
+        <w:rPr>
+          <w:rFonts w:ascii="Montserrat" w:hAnsi="Montserrat"/>
+          <w:color w:val="272728"/>
+          <w:sz w:val="24"/>
+          <w:szCs w:val="24"/>
+        </w:rPr>
+        <w:t xml:space="preserve">il </w:t>
+      </w:r>
+      <w:r>
+        <w:rPr>
+          <w:rFonts w:ascii="Montserrat" w:hAnsi="Montserrat"/>
+          <w:i/>
+          <w:iCs/>
+          <w:color w:val="272728"/>
+          <w:sz w:val="24"/>
+          <w:szCs w:val="24"/>
+        </w:rPr>
+        <w:t>pattern Information Expert</w:t>
+      </w:r>
+      <w:r>
+        <w:rPr>
+          <w:rFonts w:ascii="Montserrat" w:hAnsi="Montserrat"/>
+          <w:color w:val="272728"/>
+          <w:sz w:val="24"/>
+          <w:szCs w:val="24"/>
+        </w:rPr>
+        <w:t xml:space="preserve"> per l’assegnazione delle responsabilità</w:t>
+      </w:r>
+      <w:r>
+        <w:rPr>
+          <w:rFonts w:ascii="Montserrat" w:hAnsi="Montserrat"/>
+          <w:color w:val="272728"/>
+          <w:sz w:val="24"/>
+          <w:szCs w:val="24"/>
+        </w:rPr>
+        <w:t xml:space="preserve">. Degno di nota è il </w:t>
+      </w:r>
+      <w:r>
+        <w:rPr>
+          <w:rFonts w:ascii="Montserrat" w:hAnsi="Montserrat"/>
+          <w:i/>
+          <w:iCs/>
+          <w:color w:val="272728"/>
+          <w:sz w:val="24"/>
+          <w:szCs w:val="24"/>
+        </w:rPr>
+        <w:t>pattern Strategy</w:t>
+      </w:r>
+      <w:r>
+        <w:rPr>
+          <w:rFonts w:ascii="Montserrat" w:hAnsi="Montserrat"/>
+          <w:color w:val="272728"/>
+          <w:sz w:val="24"/>
+          <w:szCs w:val="24"/>
+        </w:rPr>
+        <w:t>, che nel</w:t>
+      </w:r>
+      <w:r>
+        <w:rPr>
+          <w:rFonts w:ascii="Montserrat" w:hAnsi="Montserrat"/>
+          <w:color w:val="272728"/>
+          <w:sz w:val="24"/>
+          <w:szCs w:val="24"/>
+        </w:rPr>
+        <w:t xml:space="preserve"> diagramma di sequenza</w:t>
+      </w:r>
+      <w:r>
+        <w:rPr>
+          <w:rFonts w:ascii="Montserrat" w:hAnsi="Montserrat"/>
+          <w:color w:val="272728"/>
+          <w:sz w:val="24"/>
+          <w:szCs w:val="24"/>
+        </w:rPr>
+        <w:t xml:space="preserve"> </w:t>
+      </w:r>
+      <w:proofErr w:type="spellStart"/>
+      <w:proofErr w:type="gramStart"/>
+      <w:r>
+        <w:rPr>
+          <w:rFonts w:ascii="Montserrat" w:hAnsi="Montserrat"/>
+          <w:color w:val="272728"/>
+          <w:sz w:val="24"/>
+          <w:szCs w:val="24"/>
+        </w:rPr>
+        <w:t>acquistaBiglietto</w:t>
+      </w:r>
+      <w:proofErr w:type="spellEnd"/>
+      <w:proofErr w:type="gramEnd"/>
+      <w:r>
+        <w:rPr>
+          <w:rFonts w:ascii="Montserrat" w:hAnsi="Montserrat"/>
+          <w:color w:val="272728"/>
+          <w:sz w:val="24"/>
+          <w:szCs w:val="24"/>
+        </w:rPr>
+        <w:t xml:space="preserve"> ha permesso </w:t>
+      </w:r>
+      <w:r>
+        <w:rPr>
+          <w:rFonts w:ascii="Montserrat" w:hAnsi="Montserrat"/>
+          <w:color w:val="272728"/>
+          <w:sz w:val="24"/>
+          <w:szCs w:val="24"/>
+        </w:rPr>
+        <w:t xml:space="preserve">la gestione di </w:t>
+      </w:r>
+      <w:r>
+        <w:rPr>
+          <w:rFonts w:ascii="Montserrat" w:hAnsi="Montserrat"/>
+          <w:color w:val="272728"/>
+          <w:sz w:val="24"/>
+          <w:szCs w:val="24"/>
+        </w:rPr>
+        <w:t xml:space="preserve">sconti differenti </w:t>
+      </w:r>
+      <w:r>
+        <w:rPr>
+          <w:rFonts w:ascii="Montserrat" w:hAnsi="Montserrat"/>
+          <w:color w:val="272728"/>
+          <w:sz w:val="24"/>
+          <w:szCs w:val="24"/>
+        </w:rPr>
+        <w:t>per le diverse</w:t>
+      </w:r>
+      <w:r>
+        <w:rPr>
+          <w:rFonts w:ascii="Montserrat" w:hAnsi="Montserrat"/>
+          <w:color w:val="272728"/>
+          <w:sz w:val="24"/>
+          <w:szCs w:val="24"/>
+        </w:rPr>
+        <w:t xml:space="preserve"> categorie di Clienti</w:t>
+      </w:r>
+      <w:r>
+        <w:rPr>
+          <w:rFonts w:ascii="Montserrat" w:hAnsi="Montserrat"/>
+          <w:color w:val="272728"/>
+          <w:sz w:val="24"/>
+          <w:szCs w:val="24"/>
+        </w:rPr>
+        <w:t>, garantendo un sistema flessibile e facilmente estensibile.</w:t>
+      </w:r>
+    </w:p>
+    <w:p>
+      <w:pPr>
+        <w:pStyle w:val="Titolo4"/>
+        <w:rPr>
+          <w:rFonts w:ascii="Montserrat" w:hAnsi="Montserrat"/>
+          <w:i w:val="0"/>
+          <w:iCs w:val="0"/>
+          <w:color w:val="CC1903"/>
+          <w:sz w:val="26"/>
+          <w:szCs w:val="26"/>
+        </w:rPr>
+      </w:pPr>
+      <w:bookmarkStart w:id="15" w:name="_Toc222162611"/>
+      <w:r>
+        <w:rPr>
+          <w:rFonts w:ascii="Montserrat" w:hAnsi="Montserrat"/>
+          <w:i w:val="0"/>
+          <w:iCs w:val="0"/>
+          <w:color w:val="CC1903"/>
+          <w:sz w:val="26"/>
+          <w:szCs w:val="26"/>
+        </w:rPr>
+        <w:t xml:space="preserve">3.2.1. </w:t>
+      </w:r>
+      <w:proofErr w:type="spellStart"/>
+      <w:proofErr w:type="gramStart"/>
+      <w:r>
+        <w:rPr>
+          <w:rFonts w:ascii="Montserrat" w:hAnsi="Montserrat"/>
+          <w:i w:val="0"/>
+          <w:iCs w:val="0"/>
+          <w:color w:val="CC1903"/>
+          <w:sz w:val="26"/>
+          <w:szCs w:val="26"/>
+        </w:rPr>
+        <w:t>selezionaEvento</w:t>
+      </w:r>
+      <w:proofErr w:type="spellEnd"/>
+      <w:r>
+        <w:rPr>
+          <w:rFonts w:ascii="Montserrat" w:hAnsi="Montserrat"/>
+          <w:i w:val="0"/>
+          <w:iCs w:val="0"/>
+          <w:color w:val="CC1903"/>
+          <w:sz w:val="26"/>
+          <w:szCs w:val="26"/>
+        </w:rPr>
+        <w:t>(</w:t>
+      </w:r>
+      <w:proofErr w:type="gramEnd"/>
+      <w:r>
+        <w:rPr>
+          <w:rFonts w:ascii="Montserrat" w:hAnsi="Montserrat"/>
+          <w:i w:val="0"/>
+          <w:iCs w:val="0"/>
+          <w:color w:val="CC1903"/>
+          <w:sz w:val="26"/>
+          <w:szCs w:val="26"/>
+        </w:rPr>
+        <w:t>)</w:t>
+      </w:r>
+      <w:bookmarkEnd w:id="15"/>
+    </w:p>
+    <w:p>
+      <w:pPr>
+        <w:jc w:val="both"/>
+        <w:rPr>
+          <w:rFonts w:ascii="Montserrat" w:hAnsi="Montserrat"/>
+          <w:color w:val="CC1903"/>
+          <w:sz w:val="26"/>
+          <w:szCs w:val="26"/>
+        </w:rPr>
+      </w:pPr>
+      <w:r>
+        <w:rPr>
+          <w:rFonts w:ascii="Montserrat" w:hAnsi="Montserrat"/>
+          <w:noProof/>
+          <w:color w:val="CC1903"/>
+          <w:sz w:val="26"/>
+          <w:szCs w:val="26"/>
+        </w:rPr>
+        <w:drawing>
+          <wp:inline distT="0" distB="0" distL="0" distR="0" wp14:anchorId="6CAF80BE" wp14:editId="694BA10D">
+            <wp:extent cx="6120130" cy="3070225"/>
+            <wp:effectExtent l="0" t="0" r="0" b="0"/>
+            <wp:docPr id="1330388641" name="Immagine 18" descr="Immagine che contiene testo, schermata, diagramma, linea&#10;&#10;Il contenuto generato dall'IA potrebbe non essere corretto."/>
+            <wp:cNvGraphicFramePr>
+              <a:graphicFrameLocks xmlns:a="http://schemas.openxmlformats.org/drawingml/2006/main" noChangeAspect="1"/>
+            </wp:cNvGraphicFramePr>
+            <a:graphic xmlns:a="http://schemas.openxmlformats.org/drawingml/2006/main">
+              <a:graphicData uri="http://schemas.openxmlformats.org/drawingml/2006/picture">
+                <pic:pic xmlns:pic="http://schemas.openxmlformats.org/drawingml/2006/picture">
+                  <pic:nvPicPr>
+                    <pic:cNvPr id="1330388641" name="Immagine 18" descr="Immagine che contiene testo, schermata, diagramma, linea&#10;&#10;Il contenuto generato dall'IA potrebbe non essere corretto."/>
+                    <pic:cNvPicPr/>
+                  </pic:nvPicPr>
+                  <pic:blipFill>
+                    <a:blip r:embed="rId10">
+                      <a:extLst>
+                        <a:ext uri="{28A0092B-C50C-407E-A947-70E740481C1C}">
+                          <a14:useLocalDpi xmlns:a14="http://schemas.microsoft.com/office/drawing/2010/main" val="0"/>
+                        </a:ext>
+                      </a:extLst>
+                    </a:blip>
+                    <a:stretch>
+                      <a:fillRect/>
+                    </a:stretch>
+                  </pic:blipFill>
+                  <pic:spPr>
+                    <a:xfrm>
+                      <a:off x="0" y="0"/>
+                      <a:ext cx="6120130" cy="3070225"/>
+                    </a:xfrm>
+                    <a:prstGeom prst="rect">
+                      <a:avLst/>
+                    </a:prstGeom>
+                  </pic:spPr>
+                </pic:pic>
+              </a:graphicData>
+            </a:graphic>
+          </wp:inline>
+        </w:drawing>
+      </w:r>
+    </w:p>
+    <w:p>
+      <w:pPr>
+        <w:jc w:val="both"/>
+        <w:rPr>
+          <w:rFonts w:ascii="Montserrat" w:hAnsi="Montserrat"/>
+          <w:color w:val="CC1903"/>
+          <w:sz w:val="26"/>
+          <w:szCs w:val="26"/>
+        </w:rPr>
+      </w:pPr>
+    </w:p>
+    <w:p>
+      <w:pPr>
+        <w:jc w:val="both"/>
+        <w:rPr>
+          <w:rFonts w:ascii="Montserrat" w:hAnsi="Montserrat"/>
+          <w:color w:val="CC1903"/>
+          <w:sz w:val="26"/>
+          <w:szCs w:val="26"/>
+        </w:rPr>
+      </w:pPr>
+    </w:p>
+    <w:p>
+      <w:pPr>
+        <w:jc w:val="both"/>
+        <w:rPr>
+          <w:rFonts w:ascii="Montserrat" w:hAnsi="Montserrat"/>
+          <w:color w:val="CC1903"/>
+          <w:sz w:val="26"/>
+          <w:szCs w:val="26"/>
+        </w:rPr>
+      </w:pPr>
+    </w:p>
+    <w:p>
+      <w:pPr>
+        <w:jc w:val="both"/>
+        <w:rPr>
+          <w:rFonts w:ascii="Montserrat" w:hAnsi="Montserrat"/>
+          <w:color w:val="CC1903"/>
+          <w:sz w:val="26"/>
+          <w:szCs w:val="26"/>
+        </w:rPr>
+      </w:pPr>
+    </w:p>
+    <w:p>
+      <w:pPr>
+        <w:jc w:val="both"/>
+        <w:rPr>
+          <w:rFonts w:ascii="Montserrat" w:hAnsi="Montserrat"/>
+          <w:color w:val="CC1903"/>
+          <w:sz w:val="26"/>
+          <w:szCs w:val="26"/>
+        </w:rPr>
+      </w:pPr>
+    </w:p>
+    <w:p>
+      <w:pPr>
+        <w:jc w:val="both"/>
+        <w:rPr>
+          <w:rFonts w:ascii="Montserrat" w:hAnsi="Montserrat"/>
+          <w:color w:val="CC1903"/>
+          <w:sz w:val="26"/>
+          <w:szCs w:val="26"/>
+        </w:rPr>
+      </w:pPr>
+    </w:p>
+    <w:p>
+      <w:pPr>
+        <w:jc w:val="both"/>
+        <w:rPr>
+          <w:rFonts w:ascii="Montserrat" w:hAnsi="Montserrat"/>
+          <w:color w:val="CC1903"/>
+          <w:sz w:val="26"/>
+          <w:szCs w:val="26"/>
+        </w:rPr>
+      </w:pPr>
+    </w:p>
+    <w:p>
+      <w:pPr>
+        <w:jc w:val="both"/>
+        <w:rPr>
+          <w:rFonts w:ascii="Montserrat" w:hAnsi="Montserrat"/>
+          <w:color w:val="CC1903"/>
+          <w:sz w:val="26"/>
+          <w:szCs w:val="26"/>
+        </w:rPr>
+      </w:pPr>
+    </w:p>
+    <w:p>
+      <w:pPr>
+        <w:jc w:val="both"/>
+        <w:rPr>
+          <w:rFonts w:ascii="Montserrat" w:hAnsi="Montserrat"/>
+          <w:color w:val="CC1903"/>
+          <w:sz w:val="26"/>
+          <w:szCs w:val="26"/>
+        </w:rPr>
+      </w:pPr>
+    </w:p>
+    <w:p>
+      <w:pPr>
+        <w:jc w:val="both"/>
+        <w:rPr>
+          <w:rFonts w:ascii="Montserrat" w:hAnsi="Montserrat"/>
+          <w:color w:val="CC1903"/>
+          <w:sz w:val="26"/>
+          <w:szCs w:val="26"/>
+        </w:rPr>
+      </w:pPr>
+    </w:p>
+    <w:p>
+      <w:pPr>
+        <w:jc w:val="both"/>
+        <w:rPr>
+          <w:rFonts w:ascii="Montserrat" w:hAnsi="Montserrat"/>
+          <w:color w:val="CC1903"/>
+          <w:sz w:val="26"/>
+          <w:szCs w:val="26"/>
+        </w:rPr>
+      </w:pPr>
+    </w:p>
+    <w:p>
+      <w:pPr>
+        <w:pStyle w:val="Titolo4"/>
+        <w:rPr>
+          <w:rFonts w:ascii="Montserrat" w:hAnsi="Montserrat"/>
+          <w:i w:val="0"/>
+          <w:iCs w:val="0"/>
+          <w:color w:val="CC1903"/>
+          <w:sz w:val="26"/>
+          <w:szCs w:val="26"/>
+        </w:rPr>
+      </w:pPr>
+      <w:bookmarkStart w:id="16" w:name="_Toc222162612"/>
+      <w:r>
+        <w:rPr>
+          <w:rFonts w:ascii="Montserrat" w:hAnsi="Montserrat"/>
+          <w:i w:val="0"/>
+          <w:iCs w:val="0"/>
+          <w:color w:val="CC1903"/>
+          <w:sz w:val="26"/>
+          <w:szCs w:val="26"/>
+        </w:rPr>
+        <w:lastRenderedPageBreak/>
+        <w:t xml:space="preserve">3.2.2. </w:t>
+      </w:r>
+      <w:proofErr w:type="spellStart"/>
+      <w:proofErr w:type="gramStart"/>
+      <w:r>
+        <w:rPr>
+          <w:rFonts w:ascii="Montserrat" w:hAnsi="Montserrat"/>
+          <w:i w:val="0"/>
+          <w:iCs w:val="0"/>
+          <w:color w:val="CC1903"/>
+          <w:sz w:val="26"/>
+          <w:szCs w:val="26"/>
+        </w:rPr>
+        <w:t>acquistaBiglietto</w:t>
+      </w:r>
+      <w:proofErr w:type="spellEnd"/>
+      <w:r>
+        <w:rPr>
+          <w:rFonts w:ascii="Montserrat" w:hAnsi="Montserrat"/>
+          <w:i w:val="0"/>
+          <w:iCs w:val="0"/>
+          <w:color w:val="CC1903"/>
+          <w:sz w:val="26"/>
+          <w:szCs w:val="26"/>
+        </w:rPr>
+        <w:t>(</w:t>
+      </w:r>
+      <w:proofErr w:type="gramEnd"/>
+      <w:r>
+        <w:rPr>
+          <w:rFonts w:ascii="Montserrat" w:hAnsi="Montserrat"/>
+          <w:i w:val="0"/>
+          <w:iCs w:val="0"/>
+          <w:color w:val="CC1903"/>
+          <w:sz w:val="26"/>
+          <w:szCs w:val="26"/>
+        </w:rPr>
+        <w:t>)</w:t>
+      </w:r>
+      <w:bookmarkEnd w:id="16"/>
+    </w:p>
+    <w:p>
+      <w:pPr>
+        <w:jc w:val="center"/>
+        <w:rPr>
+          <w:rFonts w:ascii="Montserrat" w:hAnsi="Montserrat"/>
+          <w:color w:val="CC1903"/>
+          <w:sz w:val="26"/>
+          <w:szCs w:val="26"/>
+        </w:rPr>
+      </w:pPr>
+      <w:r>
+        <w:rPr>
+          <w:rFonts w:ascii="Montserrat" w:hAnsi="Montserrat"/>
+          <w:noProof/>
+          <w:color w:val="CC1903"/>
+          <w:sz w:val="26"/>
+          <w:szCs w:val="26"/>
+        </w:rPr>
+        <w:drawing>
+          <wp:inline distT="0" distB="0" distL="0" distR="0" wp14:anchorId="7E96165C" wp14:editId="7A4607F8">
+            <wp:extent cx="5494835" cy="4642485"/>
+            <wp:effectExtent l="0" t="0" r="0" b="5715"/>
+            <wp:docPr id="231561651" name="Immagine 19"/>
+            <wp:cNvGraphicFramePr>
+              <a:graphicFrameLocks xmlns:a="http://schemas.openxmlformats.org/drawingml/2006/main" noChangeAspect="1"/>
+            </wp:cNvGraphicFramePr>
+            <a:graphic xmlns:a="http://schemas.openxmlformats.org/drawingml/2006/main">
+              <a:graphicData uri="http://schemas.openxmlformats.org/drawingml/2006/picture">
+                <pic:pic xmlns:pic="http://schemas.openxmlformats.org/drawingml/2006/picture">
+                  <pic:nvPicPr>
+                    <pic:cNvPr id="231561651" name="Immagine 19"/>
+                    <pic:cNvPicPr/>
+                  </pic:nvPicPr>
+                  <pic:blipFill>
+                    <a:blip r:embed="rId11" cstate="print">
+                      <a:extLst>
+                        <a:ext uri="{28A0092B-C50C-407E-A947-70E740481C1C}">
+                          <a14:useLocalDpi xmlns:a14="http://schemas.microsoft.com/office/drawing/2010/main" val="0"/>
+                        </a:ext>
+                      </a:extLst>
+                    </a:blip>
+                    <a:stretch>
+                      <a:fillRect/>
+                    </a:stretch>
+                  </pic:blipFill>
+                  <pic:spPr>
+                    <a:xfrm>
+                      <a:off x="0" y="0"/>
+                      <a:ext cx="5494835" cy="4642485"/>
+                    </a:xfrm>
+                    <a:prstGeom prst="rect">
+                      <a:avLst/>
+                    </a:prstGeom>
+                  </pic:spPr>
+                </pic:pic>
+              </a:graphicData>
+            </a:graphic>
+          </wp:inline>
+        </w:drawing>
+      </w:r>
+    </w:p>
+    <w:p>
+      <w:pPr>
+        <w:pStyle w:val="Titolo4"/>
+        <w:rPr>
+          <w:rFonts w:ascii="Montserrat" w:hAnsi="Montserrat"/>
+          <w:i w:val="0"/>
+          <w:iCs w:val="0"/>
+          <w:color w:val="CC1903"/>
+          <w:sz w:val="26"/>
+          <w:szCs w:val="26"/>
+        </w:rPr>
+      </w:pPr>
+      <w:bookmarkStart w:id="17" w:name="_Toc222162613"/>
+      <w:r>
+        <w:rPr>
+          <w:rFonts w:ascii="Montserrat" w:hAnsi="Montserrat"/>
+          <w:i w:val="0"/>
+          <w:iCs w:val="0"/>
+          <w:color w:val="CC1903"/>
+          <w:sz w:val="26"/>
+          <w:szCs w:val="26"/>
+        </w:rPr>
+        <w:t xml:space="preserve">3.2.3. </w:t>
+      </w:r>
+      <w:proofErr w:type="spellStart"/>
+      <w:proofErr w:type="gramStart"/>
+      <w:r>
+        <w:rPr>
+          <w:rFonts w:ascii="Montserrat" w:hAnsi="Montserrat"/>
+          <w:i w:val="0"/>
+          <w:iCs w:val="0"/>
+          <w:color w:val="CC1903"/>
+          <w:sz w:val="26"/>
+          <w:szCs w:val="26"/>
+        </w:rPr>
+        <w:t>confermaAcquisto</w:t>
+      </w:r>
+      <w:proofErr w:type="spellEnd"/>
+      <w:r>
+        <w:rPr>
+          <w:rFonts w:ascii="Montserrat" w:hAnsi="Montserrat"/>
+          <w:i w:val="0"/>
+          <w:iCs w:val="0"/>
+          <w:color w:val="CC1903"/>
+          <w:sz w:val="26"/>
+          <w:szCs w:val="26"/>
+        </w:rPr>
+        <w:t>(</w:t>
+      </w:r>
+      <w:proofErr w:type="gramEnd"/>
+      <w:r>
+        <w:rPr>
+          <w:rFonts w:ascii="Montserrat" w:hAnsi="Montserrat"/>
+          <w:i w:val="0"/>
+          <w:iCs w:val="0"/>
+          <w:color w:val="CC1903"/>
+          <w:sz w:val="26"/>
+          <w:szCs w:val="26"/>
+        </w:rPr>
+        <w:t>)</w:t>
+      </w:r>
+      <w:bookmarkEnd w:id="17"/>
+    </w:p>
+    <w:p>
+      <w:pPr>
+        <w:jc w:val="both"/>
+        <w:rPr>
+          <w:rFonts w:ascii="Montserrat" w:hAnsi="Montserrat"/>
+          <w:color w:val="CC1903"/>
+          <w:sz w:val="26"/>
+          <w:szCs w:val="26"/>
+        </w:rPr>
+      </w:pPr>
+      <w:r>
+        <w:rPr>
+          <w:rFonts w:ascii="Montserrat" w:hAnsi="Montserrat"/>
+          <w:noProof/>
+          <w:color w:val="CC1903"/>
+          <w:sz w:val="26"/>
+          <w:szCs w:val="26"/>
+        </w:rPr>
+        <w:drawing>
+          <wp:inline distT="0" distB="0" distL="0" distR="0" wp14:anchorId="0A2354F9" wp14:editId="1E32B0B7">
+            <wp:extent cx="6120130" cy="2517775"/>
+            <wp:effectExtent l="0" t="0" r="0" b="0"/>
+            <wp:docPr id="1865162373" name="Immagine 20" descr="Immagine che contiene testo, diagramma, schermata, linea&#10;&#10;Il contenuto generato dall'IA potrebbe non essere corretto."/>
+            <wp:cNvGraphicFramePr>
+              <a:graphicFrameLocks xmlns:a="http://schemas.openxmlformats.org/drawingml/2006/main" noChangeAspect="1"/>
+            </wp:cNvGraphicFramePr>
+            <a:graphic xmlns:a="http://schemas.openxmlformats.org/drawingml/2006/main">
+              <a:graphicData uri="http://schemas.openxmlformats.org/drawingml/2006/picture">
+                <pic:pic xmlns:pic="http://schemas.openxmlformats.org/drawingml/2006/picture">
+                  <pic:nvPicPr>
+                    <pic:cNvPr id="1865162373" name="Immagine 20" descr="Immagine che contiene testo, diagramma, schermata, linea&#10;&#10;Il contenuto generato dall'IA potrebbe non essere corretto."/>
+                    <pic:cNvPicPr/>
+                  </pic:nvPicPr>
+                  <pic:blipFill>
+                    <a:blip r:embed="rId12">
+                      <a:extLst>
+                        <a:ext uri="{28A0092B-C50C-407E-A947-70E740481C1C}">
+                          <a14:useLocalDpi xmlns:a14="http://schemas.microsoft.com/office/drawing/2010/main" val="0"/>
+                        </a:ext>
+                      </a:extLst>
+                    </a:blip>
+                    <a:stretch>
+                      <a:fillRect/>
+                    </a:stretch>
+                  </pic:blipFill>
+                  <pic:spPr>
+                    <a:xfrm>
+                      <a:off x="0" y="0"/>
+                      <a:ext cx="6120130" cy="2517775"/>
+                    </a:xfrm>
+                    <a:prstGeom prst="rect">
+                      <a:avLst/>
+                    </a:prstGeom>
+                  </pic:spPr>
+                </pic:pic>
+              </a:graphicData>
+            </a:graphic>
+          </wp:inline>
+        </w:drawing>
+      </w:r>
+    </w:p>
+    <w:p>
+      <w:pPr>
+        <w:jc w:val="both"/>
+        <w:rPr>
+          <w:rFonts w:ascii="Montserrat" w:hAnsi="Montserrat"/>
+          <w:color w:val="CC1903"/>
+          <w:sz w:val="28"/>
+          <w:szCs w:val="28"/>
+        </w:rPr>
+      </w:pPr>
+    </w:p>
+    <w:p>
+      <w:pPr>
+        <w:jc w:val="both"/>
+        <w:rPr>
+          <w:rFonts w:ascii="Montserrat" w:hAnsi="Montserrat"/>
+          <w:color w:val="CC1903"/>
+          <w:sz w:val="28"/>
+          <w:szCs w:val="28"/>
+        </w:rPr>
+      </w:pPr>
+    </w:p>
+    <w:p>
+      <w:pPr>
+        <w:jc w:val="both"/>
+        <w:rPr>
+          <w:rFonts w:ascii="Montserrat" w:hAnsi="Montserrat"/>
+          <w:color w:val="CC1903"/>
+          <w:sz w:val="28"/>
+          <w:szCs w:val="28"/>
+        </w:rPr>
+      </w:pPr>
+    </w:p>
+    <w:p>
+      <w:pPr>
+        <w:pStyle w:val="Titolo3"/>
+        <w:rPr>
+          <w:rFonts w:ascii="Montserrat" w:hAnsi="Montserrat"/>
+          <w:color w:val="CC1903"/>
+        </w:rPr>
+      </w:pPr>
+      <w:bookmarkStart w:id="18" w:name="_Toc222162614"/>
+      <w:r>
+        <w:rPr>
+          <w:rFonts w:ascii="Montserrat" w:hAnsi="Montserrat"/>
+          <w:color w:val="CC1903"/>
+        </w:rPr>
+        <w:lastRenderedPageBreak/>
+        <w:t>3.3. Diagrammi di sequenza UC8</w:t>
+      </w:r>
+      <w:bookmarkEnd w:id="18"/>
+    </w:p>
+    <w:p>
+      <w:pPr>
+        <w:pStyle w:val="Titolo4"/>
+        <w:rPr>
+          <w:rFonts w:ascii="Montserrat" w:hAnsi="Montserrat"/>
+          <w:i w:val="0"/>
+          <w:iCs w:val="0"/>
+          <w:color w:val="CC1903"/>
+          <w:sz w:val="26"/>
+          <w:szCs w:val="26"/>
+        </w:rPr>
+      </w:pPr>
+      <w:bookmarkStart w:id="19" w:name="_Toc222162615"/>
+      <w:r>
+        <w:rPr>
+          <w:rFonts w:ascii="Montserrat" w:hAnsi="Montserrat"/>
+          <w:i w:val="0"/>
+          <w:iCs w:val="0"/>
+          <w:color w:val="CC1903"/>
+          <w:sz w:val="26"/>
+          <w:szCs w:val="26"/>
+        </w:rPr>
+        <w:t xml:space="preserve">3.3.1. </w:t>
+      </w:r>
+      <w:proofErr w:type="spellStart"/>
+      <w:proofErr w:type="gramStart"/>
+      <w:r>
+        <w:rPr>
+          <w:rFonts w:ascii="Montserrat" w:hAnsi="Montserrat"/>
+          <w:i w:val="0"/>
+          <w:iCs w:val="0"/>
+          <w:color w:val="CC1903"/>
+          <w:sz w:val="26"/>
+          <w:szCs w:val="26"/>
+        </w:rPr>
+        <w:t>aggiungiInWishlist</w:t>
+      </w:r>
+      <w:proofErr w:type="spellEnd"/>
+      <w:r>
+        <w:rPr>
+          <w:rFonts w:ascii="Montserrat" w:hAnsi="Montserrat"/>
+          <w:i w:val="0"/>
+          <w:iCs w:val="0"/>
+          <w:color w:val="CC1903"/>
+          <w:sz w:val="26"/>
+          <w:szCs w:val="26"/>
+        </w:rPr>
+        <w:t>(</w:t>
+      </w:r>
+      <w:proofErr w:type="gramEnd"/>
+      <w:r>
+        <w:rPr>
+          <w:rFonts w:ascii="Montserrat" w:hAnsi="Montserrat"/>
+          <w:i w:val="0"/>
+          <w:iCs w:val="0"/>
+          <w:color w:val="CC1903"/>
+          <w:sz w:val="26"/>
+          <w:szCs w:val="26"/>
+        </w:rPr>
+        <w:t>)</w:t>
+      </w:r>
+      <w:bookmarkEnd w:id="19"/>
+    </w:p>
+    <w:p>
+      <w:pPr>
+        <w:jc w:val="both"/>
+        <w:rPr>
+          <w:rFonts w:ascii="Montserrat" w:hAnsi="Montserrat"/>
+          <w:color w:val="CC1903"/>
+          <w:sz w:val="26"/>
+          <w:szCs w:val="26"/>
+        </w:rPr>
+      </w:pPr>
+      <w:r>
+        <w:rPr>
+          <w:rFonts w:ascii="Montserrat" w:hAnsi="Montserrat"/>
+          <w:noProof/>
+          <w:color w:val="CC1903"/>
+          <w:sz w:val="26"/>
+          <w:szCs w:val="26"/>
+        </w:rPr>
+        <w:drawing>
+          <wp:inline distT="0" distB="0" distL="0" distR="0" wp14:anchorId="21081B26" wp14:editId="50248E70">
+            <wp:extent cx="6120130" cy="2447925"/>
+            <wp:effectExtent l="0" t="0" r="0" b="9525"/>
+            <wp:docPr id="586163790" name="Immagine 21" descr="Immagine che contiene testo, schermata, linea, diagramma&#10;&#10;Il contenuto generato dall'IA potrebbe non essere corretto."/>
+            <wp:cNvGraphicFramePr>
+              <a:graphicFrameLocks xmlns:a="http://schemas.openxmlformats.org/drawingml/2006/main" noChangeAspect="1"/>
+            </wp:cNvGraphicFramePr>
+            <a:graphic xmlns:a="http://schemas.openxmlformats.org/drawingml/2006/main">
+              <a:graphicData uri="http://schemas.openxmlformats.org/drawingml/2006/picture">
+                <pic:pic xmlns:pic="http://schemas.openxmlformats.org/drawingml/2006/picture">
+                  <pic:nvPicPr>
+                    <pic:cNvPr id="586163790" name="Immagine 21" descr="Immagine che contiene testo, schermata, linea, diagramma&#10;&#10;Il contenuto generato dall'IA potrebbe non essere corretto."/>
+                    <pic:cNvPicPr/>
+                  </pic:nvPicPr>
+                  <pic:blipFill>
+                    <a:blip r:embed="rId13">
+                      <a:extLst>
+                        <a:ext uri="{28A0092B-C50C-407E-A947-70E740481C1C}">
+                          <a14:useLocalDpi xmlns:a14="http://schemas.microsoft.com/office/drawing/2010/main" val="0"/>
+                        </a:ext>
+                      </a:extLst>
+                    </a:blip>
+                    <a:stretch>
+                      <a:fillRect/>
+                    </a:stretch>
+                  </pic:blipFill>
+                  <pic:spPr>
+                    <a:xfrm>
+                      <a:off x="0" y="0"/>
+                      <a:ext cx="6120130" cy="2447925"/>
+                    </a:xfrm>
+                    <a:prstGeom prst="rect">
+                      <a:avLst/>
+                    </a:prstGeom>
+                  </pic:spPr>
+                </pic:pic>
+              </a:graphicData>
+            </a:graphic>
+          </wp:inline>
+        </w:drawing>
+      </w:r>
+    </w:p>
+    <w:p>
+      <w:pPr>
+        <w:pStyle w:val="Titolo4"/>
+        <w:rPr>
+          <w:rFonts w:ascii="Montserrat" w:hAnsi="Montserrat"/>
+          <w:i w:val="0"/>
+          <w:iCs w:val="0"/>
+          <w:color w:val="CC1903"/>
+          <w:sz w:val="26"/>
+          <w:szCs w:val="26"/>
+        </w:rPr>
+      </w:pPr>
+      <w:bookmarkStart w:id="20" w:name="_Toc222162616"/>
+      <w:r>
+        <w:rPr>
+          <w:rFonts w:ascii="Montserrat" w:hAnsi="Montserrat"/>
+          <w:i w:val="0"/>
+          <w:iCs w:val="0"/>
+          <w:color w:val="CC1903"/>
+          <w:sz w:val="26"/>
+          <w:szCs w:val="26"/>
+        </w:rPr>
+        <w:t xml:space="preserve">3.3.2. </w:t>
+      </w:r>
+      <w:proofErr w:type="spellStart"/>
+      <w:proofErr w:type="gramStart"/>
+      <w:r>
+        <w:rPr>
+          <w:rFonts w:ascii="Montserrat" w:hAnsi="Montserrat"/>
+          <w:i w:val="0"/>
+          <w:iCs w:val="0"/>
+          <w:color w:val="CC1903"/>
+          <w:sz w:val="26"/>
+          <w:szCs w:val="26"/>
+        </w:rPr>
+        <w:t>rimuoviDaWishlist</w:t>
+      </w:r>
+      <w:proofErr w:type="spellEnd"/>
+      <w:r>
+        <w:rPr>
+          <w:rFonts w:ascii="Montserrat" w:hAnsi="Montserrat"/>
+          <w:i w:val="0"/>
+          <w:iCs w:val="0"/>
+          <w:color w:val="CC1903"/>
+          <w:sz w:val="26"/>
+          <w:szCs w:val="26"/>
+        </w:rPr>
+        <w:t>(</w:t>
+      </w:r>
+      <w:proofErr w:type="gramEnd"/>
+      <w:r>
+        <w:rPr>
+          <w:rFonts w:ascii="Montserrat" w:hAnsi="Montserrat"/>
+          <w:i w:val="0"/>
+          <w:iCs w:val="0"/>
+          <w:color w:val="CC1903"/>
+          <w:sz w:val="26"/>
+          <w:szCs w:val="26"/>
+        </w:rPr>
+        <w:t>)</w:t>
+      </w:r>
+      <w:bookmarkEnd w:id="20"/>
+    </w:p>
+    <w:p>
+      <w:pPr>
+        <w:jc w:val="both"/>
+        <w:rPr>
+          <w:rFonts w:ascii="Montserrat" w:hAnsi="Montserrat"/>
+          <w:color w:val="CC1903"/>
+          <w:sz w:val="26"/>
+          <w:szCs w:val="26"/>
+        </w:rPr>
+      </w:pPr>
+      <w:r>
+        <w:rPr>
+          <w:rFonts w:ascii="Montserrat" w:hAnsi="Montserrat"/>
+          <w:noProof/>
+          <w:color w:val="CC1903"/>
+          <w:sz w:val="26"/>
+          <w:szCs w:val="26"/>
+        </w:rPr>
+        <w:drawing>
+          <wp:inline distT="0" distB="0" distL="0" distR="0" wp14:anchorId="1F04593E" wp14:editId="5C796ED6">
+            <wp:extent cx="6120047" cy="2321560"/>
+            <wp:effectExtent l="0" t="0" r="0" b="2540"/>
+            <wp:docPr id="1090376511" name="Immagine 11"/>
+            <wp:cNvGraphicFramePr>
+              <a:graphicFrameLocks xmlns:a="http://schemas.openxmlformats.org/drawingml/2006/main" noChangeAspect="1"/>
+            </wp:cNvGraphicFramePr>
+            <a:graphic xmlns:a="http://schemas.openxmlformats.org/drawingml/2006/main">
+              <a:graphicData uri="http://schemas.openxmlformats.org/drawingml/2006/picture">
+                <pic:pic xmlns:pic="http://schemas.openxmlformats.org/drawingml/2006/picture">
+                  <pic:nvPicPr>
+                    <pic:cNvPr id="1090376511" name="Immagine 11"/>
+                    <pic:cNvPicPr/>
+                  </pic:nvPicPr>
+                  <pic:blipFill>
+                    <a:blip r:embed="rId14">
+                      <a:extLst>
+                        <a:ext uri="{28A0092B-C50C-407E-A947-70E740481C1C}">
+                          <a14:useLocalDpi xmlns:a14="http://schemas.microsoft.com/office/drawing/2010/main" val="0"/>
+                        </a:ext>
+                      </a:extLst>
+                    </a:blip>
+                    <a:stretch>
+                      <a:fillRect/>
+                    </a:stretch>
+                  </pic:blipFill>
+                  <pic:spPr>
+                    <a:xfrm>
+                      <a:off x="0" y="0"/>
+                      <a:ext cx="6120047" cy="2321560"/>
+                    </a:xfrm>
+                    <a:prstGeom prst="rect">
+                      <a:avLst/>
+                    </a:prstGeom>
+                  </pic:spPr>
+                </pic:pic>
+              </a:graphicData>
+            </a:graphic>
+          </wp:inline>
+        </w:drawing>
+      </w:r>
+    </w:p>
+    <w:p>
+      <w:pPr>
+        <w:pStyle w:val="Titolo4"/>
+        <w:rPr>
+          <w:rFonts w:ascii="Montserrat" w:hAnsi="Montserrat"/>
+          <w:i w:val="0"/>
+          <w:iCs w:val="0"/>
+          <w:color w:val="CC1903"/>
+          <w:sz w:val="26"/>
+          <w:szCs w:val="26"/>
+        </w:rPr>
+      </w:pPr>
+      <w:bookmarkStart w:id="21" w:name="_Toc222162617"/>
+      <w:r>
+        <w:rPr>
+          <w:rFonts w:ascii="Montserrat" w:hAnsi="Montserrat"/>
+          <w:i w:val="0"/>
+          <w:iCs w:val="0"/>
+          <w:color w:val="CC1903"/>
+          <w:sz w:val="26"/>
+          <w:szCs w:val="26"/>
+        </w:rPr>
+        <w:t xml:space="preserve">3.3.3. </w:t>
+      </w:r>
+      <w:proofErr w:type="spellStart"/>
+      <w:proofErr w:type="gramStart"/>
+      <w:r>
+        <w:rPr>
+          <w:rFonts w:ascii="Montserrat" w:hAnsi="Montserrat"/>
+          <w:i w:val="0"/>
+          <w:iCs w:val="0"/>
+          <w:color w:val="CC1903"/>
+          <w:sz w:val="26"/>
+          <w:szCs w:val="26"/>
+        </w:rPr>
+        <w:t>mostraWishlist</w:t>
+      </w:r>
+      <w:proofErr w:type="spellEnd"/>
+      <w:r>
+        <w:rPr>
+          <w:rFonts w:ascii="Montserrat" w:hAnsi="Montserrat"/>
+          <w:i w:val="0"/>
+          <w:iCs w:val="0"/>
+          <w:color w:val="CC1903"/>
+          <w:sz w:val="26"/>
+          <w:szCs w:val="26"/>
+        </w:rPr>
+        <w:t>(</w:t>
+      </w:r>
+      <w:proofErr w:type="gramEnd"/>
+      <w:r>
+        <w:rPr>
+          <w:rFonts w:ascii="Montserrat" w:hAnsi="Montserrat"/>
+          <w:i w:val="0"/>
+          <w:iCs w:val="0"/>
+          <w:color w:val="CC1903"/>
+          <w:sz w:val="26"/>
+          <w:szCs w:val="26"/>
+        </w:rPr>
+        <w:t>)</w:t>
+      </w:r>
+      <w:bookmarkEnd w:id="21"/>
+    </w:p>
+    <w:p>
+      <w:pPr>
+        <w:jc w:val="center"/>
+        <w:rPr>
+          <w:rFonts w:ascii="Montserrat" w:hAnsi="Montserrat"/>
+          <w:color w:val="CC1903"/>
+          <w:sz w:val="26"/>
+          <w:szCs w:val="26"/>
+        </w:rPr>
+      </w:pPr>
+      <w:r>
+        <w:rPr>
+          <w:rFonts w:ascii="Montserrat" w:hAnsi="Montserrat"/>
+          <w:noProof/>
+          <w:color w:val="CC1903"/>
+          <w:sz w:val="26"/>
+          <w:szCs w:val="26"/>
+        </w:rPr>
+        <w:drawing>
+          <wp:inline distT="0" distB="0" distL="0" distR="0" wp14:anchorId="56B94702" wp14:editId="7BE13065">
+            <wp:extent cx="4465320" cy="2581528"/>
+            <wp:effectExtent l="0" t="0" r="0" b="9525"/>
+            <wp:docPr id="688764220" name="Immagine 12" descr="Immagine che contiene testo, schermata, diagramma, linea&#10;&#10;Il contenuto generato dall'IA potrebbe non essere corretto."/>
+            <wp:cNvGraphicFramePr>
+              <a:graphicFrameLocks xmlns:a="http://schemas.openxmlformats.org/drawingml/2006/main" noChangeAspect="1"/>
+            </wp:cNvGraphicFramePr>
+            <a:graphic xmlns:a="http://schemas.openxmlformats.org/drawingml/2006/main">
+              <a:graphicData uri="http://schemas.openxmlformats.org/drawingml/2006/picture">
+                <pic:pic xmlns:pic="http://schemas.openxmlformats.org/drawingml/2006/picture">
+                  <pic:nvPicPr>
+                    <pic:cNvPr id="688764220" name="Immagine 12" descr="Immagine che contiene testo, schermata, diagramma, linea&#10;&#10;Il contenuto generato dall'IA potrebbe non essere corretto."/>
+                    <pic:cNvPicPr/>
+                  </pic:nvPicPr>
+                  <pic:blipFill>
+                    <a:blip r:embed="rId15">
+                      <a:extLst>
+                        <a:ext uri="{28A0092B-C50C-407E-A947-70E740481C1C}">
+                          <a14:useLocalDpi xmlns:a14="http://schemas.microsoft.com/office/drawing/2010/main" val="0"/>
+                        </a:ext>
+                      </a:extLst>
+                    </a:blip>
+                    <a:stretch>
+                      <a:fillRect/>
+                    </a:stretch>
+                  </pic:blipFill>
+                  <pic:spPr>
+                    <a:xfrm>
+                      <a:off x="0" y="0"/>
+                      <a:ext cx="4473020" cy="2585979"/>
+                    </a:xfrm>
+                    <a:prstGeom prst="rect">
+                      <a:avLst/>
+                    </a:prstGeom>
+                  </pic:spPr>
+                </pic:pic>
+              </a:graphicData>
+            </a:graphic>
+          </wp:inline>
+        </w:drawing>
+      </w:r>
+    </w:p>
+    <w:p>
+      <w:pPr>
+        <w:jc w:val="both"/>
+        <w:rPr>
+          <w:rFonts w:ascii="Montserrat" w:hAnsi="Montserrat"/>
+          <w:color w:val="CC1903"/>
+          <w:sz w:val="28"/>
+          <w:szCs w:val="28"/>
+        </w:rPr>
+      </w:pPr>
+    </w:p>
+    <w:p>
+      <w:pPr>
+        <w:pStyle w:val="Titolo3"/>
+        <w:rPr>
+          <w:rFonts w:ascii="Montserrat" w:hAnsi="Montserrat"/>
+          <w:color w:val="CC1903"/>
+        </w:rPr>
+      </w:pPr>
+      <w:bookmarkStart w:id="22" w:name="_Toc222162618"/>
+      <w:r>
+        <w:rPr>
+          <w:rFonts w:ascii="Montserrat" w:hAnsi="Montserrat"/>
+          <w:color w:val="CC1903"/>
+        </w:rPr>
+        <w:lastRenderedPageBreak/>
+        <w:t>3.4. Diagrammi di sequenza UC9</w:t>
+      </w:r>
+      <w:bookmarkEnd w:id="22"/>
+    </w:p>
+    <w:p>
+      <w:pPr>
+        <w:jc w:val="both"/>
+        <w:rPr>
+          <w:rFonts w:ascii="Montserrat" w:hAnsi="Montserrat"/>
+          <w:color w:val="272728"/>
+          <w:sz w:val="24"/>
+          <w:szCs w:val="24"/>
+        </w:rPr>
+      </w:pPr>
+      <w:r>
+        <w:rPr>
+          <w:rFonts w:ascii="Montserrat" w:hAnsi="Montserrat"/>
+          <w:color w:val="272728"/>
+          <w:sz w:val="24"/>
+          <w:szCs w:val="24"/>
+        </w:rPr>
+        <w:t xml:space="preserve">Anche in questo caso d’uso, così come avevamo visto nell’iterazione 1 con il caso d’uso UC2, è stato applicato il </w:t>
+      </w:r>
+      <w:r>
+        <w:rPr>
+          <w:rFonts w:ascii="Montserrat" w:hAnsi="Montserrat"/>
+          <w:i/>
+          <w:iCs/>
+          <w:color w:val="272728"/>
+          <w:sz w:val="24"/>
+          <w:szCs w:val="24"/>
+        </w:rPr>
+        <w:t xml:space="preserve">pattern </w:t>
+      </w:r>
+      <w:proofErr w:type="spellStart"/>
+      <w:r>
+        <w:rPr>
+          <w:rFonts w:ascii="Montserrat" w:hAnsi="Montserrat"/>
+          <w:i/>
+          <w:iCs/>
+          <w:color w:val="272728"/>
+          <w:sz w:val="24"/>
+          <w:szCs w:val="24"/>
+        </w:rPr>
+        <w:t>creazionale</w:t>
+      </w:r>
+      <w:proofErr w:type="spellEnd"/>
+      <w:r>
+        <w:rPr>
+          <w:rFonts w:ascii="Montserrat" w:hAnsi="Montserrat"/>
+          <w:i/>
+          <w:iCs/>
+          <w:color w:val="272728"/>
+          <w:sz w:val="24"/>
+          <w:szCs w:val="24"/>
+        </w:rPr>
+        <w:t xml:space="preserve"> Builder</w:t>
+      </w:r>
+      <w:r>
+        <w:rPr>
+          <w:rFonts w:ascii="Montserrat" w:hAnsi="Montserrat"/>
+          <w:color w:val="272728"/>
+          <w:sz w:val="24"/>
+          <w:szCs w:val="24"/>
+        </w:rPr>
+        <w:t>. Qui l’obiettivo è quello di creare un Evento Pop-Up</w:t>
+      </w:r>
+      <w:r>
+        <w:rPr>
+          <w:rFonts w:ascii="Montserrat" w:hAnsi="Montserrat"/>
+          <w:color w:val="272728"/>
+          <w:sz w:val="24"/>
+          <w:szCs w:val="24"/>
+        </w:rPr>
+        <w:t>, consentendo di definire le sue caratteristiche in modo modulare e flessibile</w:t>
+      </w:r>
+      <w:r>
+        <w:rPr>
+          <w:rFonts w:ascii="Montserrat" w:hAnsi="Montserrat"/>
+          <w:color w:val="272728"/>
+          <w:sz w:val="24"/>
+          <w:szCs w:val="24"/>
+        </w:rPr>
+        <w:t>.</w:t>
+      </w:r>
+    </w:p>
+    <w:p>
+      <w:pPr>
+        <w:pStyle w:val="Titolo4"/>
+        <w:rPr>
+          <w:rFonts w:ascii="Montserrat" w:hAnsi="Montserrat"/>
+          <w:i w:val="0"/>
+          <w:iCs w:val="0"/>
+          <w:color w:val="CC1903"/>
+          <w:sz w:val="26"/>
+          <w:szCs w:val="26"/>
+        </w:rPr>
+      </w:pPr>
+      <w:bookmarkStart w:id="23" w:name="_Toc222162619"/>
+      <w:r>
+        <w:rPr>
+          <w:rFonts w:ascii="Montserrat" w:hAnsi="Montserrat"/>
+          <w:i w:val="0"/>
+          <w:iCs w:val="0"/>
+          <w:color w:val="CC1903"/>
+          <w:sz w:val="26"/>
+          <w:szCs w:val="26"/>
+        </w:rPr>
+        <w:t xml:space="preserve">3.4.1. </w:t>
+      </w:r>
+      <w:proofErr w:type="spellStart"/>
+      <w:proofErr w:type="gramStart"/>
+      <w:r>
+        <w:rPr>
+          <w:rFonts w:ascii="Montserrat" w:hAnsi="Montserrat"/>
+          <w:i w:val="0"/>
+          <w:iCs w:val="0"/>
+          <w:color w:val="CC1903"/>
+          <w:sz w:val="26"/>
+          <w:szCs w:val="26"/>
+        </w:rPr>
+        <w:t>creaPopUp</w:t>
+      </w:r>
+      <w:proofErr w:type="spellEnd"/>
+      <w:r>
+        <w:rPr>
+          <w:rFonts w:ascii="Montserrat" w:hAnsi="Montserrat"/>
+          <w:i w:val="0"/>
+          <w:iCs w:val="0"/>
+          <w:color w:val="CC1903"/>
+          <w:sz w:val="26"/>
+          <w:szCs w:val="26"/>
+        </w:rPr>
+        <w:t>(</w:t>
+      </w:r>
+      <w:proofErr w:type="gramEnd"/>
+      <w:r>
+        <w:rPr>
+          <w:rFonts w:ascii="Montserrat" w:hAnsi="Montserrat"/>
+          <w:i w:val="0"/>
+          <w:iCs w:val="0"/>
+          <w:color w:val="CC1903"/>
+          <w:sz w:val="26"/>
+          <w:szCs w:val="26"/>
+        </w:rPr>
+        <w:t>)</w:t>
+      </w:r>
+      <w:bookmarkEnd w:id="23"/>
+    </w:p>
+    <w:p>
+      <w:pPr>
+        <w:jc w:val="both"/>
+        <w:rPr>
+          <w:rFonts w:ascii="Montserrat" w:hAnsi="Montserrat"/>
+          <w:color w:val="CC1903"/>
+          <w:sz w:val="26"/>
+          <w:szCs w:val="26"/>
+        </w:rPr>
+      </w:pPr>
+      <w:r>
+        <w:rPr>
+          <w:rFonts w:ascii="Montserrat" w:hAnsi="Montserrat"/>
+          <w:noProof/>
+          <w:color w:val="CC1903"/>
+          <w:sz w:val="26"/>
+          <w:szCs w:val="26"/>
+        </w:rPr>
+        <w:drawing>
+          <wp:inline distT="0" distB="0" distL="0" distR="0" wp14:anchorId="4C0B2E8F" wp14:editId="6CAF3A19">
+            <wp:extent cx="6120129" cy="2964726"/>
+            <wp:effectExtent l="0" t="0" r="0" b="7620"/>
+            <wp:docPr id="408785489" name="Immagine 13"/>
+            <wp:cNvGraphicFramePr>
+              <a:graphicFrameLocks xmlns:a="http://schemas.openxmlformats.org/drawingml/2006/main" noChangeAspect="1"/>
+            </wp:cNvGraphicFramePr>
+            <a:graphic xmlns:a="http://schemas.openxmlformats.org/drawingml/2006/main">
+              <a:graphicData uri="http://schemas.openxmlformats.org/drawingml/2006/picture">
+                <pic:pic xmlns:pic="http://schemas.openxmlformats.org/drawingml/2006/picture">
+                  <pic:nvPicPr>
+                    <pic:cNvPr id="408785489" name="Immagine 13"/>
+                    <pic:cNvPicPr/>
+                  </pic:nvPicPr>
+                  <pic:blipFill>
+                    <a:blip r:embed="rId16" cstate="print">
+                      <a:extLst>
+                        <a:ext uri="{28A0092B-C50C-407E-A947-70E740481C1C}">
+                          <a14:useLocalDpi xmlns:a14="http://schemas.microsoft.com/office/drawing/2010/main" val="0"/>
+                        </a:ext>
+                      </a:extLst>
+                    </a:blip>
+                    <a:stretch>
+                      <a:fillRect/>
+                    </a:stretch>
+                  </pic:blipFill>
+                  <pic:spPr>
+                    <a:xfrm>
+                      <a:off x="0" y="0"/>
+                      <a:ext cx="6120129" cy="2964726"/>
+                    </a:xfrm>
+                    <a:prstGeom prst="rect">
+                      <a:avLst/>
+                    </a:prstGeom>
+                  </pic:spPr>
+                </pic:pic>
+              </a:graphicData>
+            </a:graphic>
+          </wp:inline>
+        </w:drawing>
+      </w:r>
+    </w:p>
+    <w:p>
+      <w:pPr>
+        <w:jc w:val="both"/>
+        <w:rPr>
+          <w:rFonts w:ascii="Montserrat" w:hAnsi="Montserrat"/>
+          <w:color w:val="CC1903"/>
+          <w:sz w:val="26"/>
+          <w:szCs w:val="26"/>
+        </w:rPr>
+      </w:pPr>
+    </w:p>
+    <w:p>
+      <w:pPr>
+        <w:jc w:val="both"/>
+        <w:rPr>
+          <w:rFonts w:ascii="Montserrat" w:hAnsi="Montserrat"/>
+          <w:color w:val="CC1903"/>
+          <w:sz w:val="26"/>
+          <w:szCs w:val="26"/>
+        </w:rPr>
+      </w:pPr>
+    </w:p>
+    <w:p>
+      <w:pPr>
+        <w:jc w:val="both"/>
+        <w:rPr>
+          <w:rFonts w:ascii="Montserrat" w:hAnsi="Montserrat"/>
+          <w:color w:val="CC1903"/>
+          <w:sz w:val="26"/>
+          <w:szCs w:val="26"/>
+        </w:rPr>
+      </w:pPr>
+    </w:p>
+    <w:p>
+      <w:pPr>
+        <w:jc w:val="both"/>
+        <w:rPr>
+          <w:rFonts w:ascii="Montserrat" w:hAnsi="Montserrat"/>
+          <w:color w:val="CC1903"/>
+          <w:sz w:val="26"/>
+          <w:szCs w:val="26"/>
+        </w:rPr>
+      </w:pPr>
+    </w:p>
+    <w:p>
+      <w:pPr>
+        <w:jc w:val="both"/>
+        <w:rPr>
+          <w:rFonts w:ascii="Montserrat" w:hAnsi="Montserrat"/>
+          <w:color w:val="CC1903"/>
+          <w:sz w:val="26"/>
+          <w:szCs w:val="26"/>
+        </w:rPr>
+      </w:pPr>
+    </w:p>
+    <w:p>
+      <w:pPr>
+        <w:jc w:val="both"/>
+        <w:rPr>
+          <w:rFonts w:ascii="Montserrat" w:hAnsi="Montserrat"/>
+          <w:color w:val="CC1903"/>
+          <w:sz w:val="26"/>
+          <w:szCs w:val="26"/>
+        </w:rPr>
+      </w:pPr>
+    </w:p>
+    <w:p>
+      <w:pPr>
+        <w:jc w:val="both"/>
+        <w:rPr>
+          <w:rFonts w:ascii="Montserrat" w:hAnsi="Montserrat"/>
+          <w:color w:val="CC1903"/>
+          <w:sz w:val="26"/>
+          <w:szCs w:val="26"/>
+        </w:rPr>
+      </w:pPr>
+    </w:p>
+    <w:p>
+      <w:pPr>
+        <w:jc w:val="both"/>
+        <w:rPr>
+          <w:rFonts w:ascii="Montserrat" w:hAnsi="Montserrat"/>
+          <w:color w:val="CC1903"/>
+          <w:sz w:val="26"/>
+          <w:szCs w:val="26"/>
+        </w:rPr>
+      </w:pPr>
+    </w:p>
+    <w:p>
+      <w:pPr>
+        <w:jc w:val="both"/>
+        <w:rPr>
+          <w:rFonts w:ascii="Montserrat" w:hAnsi="Montserrat"/>
+          <w:color w:val="CC1903"/>
+          <w:sz w:val="26"/>
+          <w:szCs w:val="26"/>
+        </w:rPr>
+      </w:pPr>
+    </w:p>
+    <w:p>
+      <w:pPr>
+        <w:jc w:val="both"/>
+        <w:rPr>
+          <w:rFonts w:ascii="Montserrat" w:hAnsi="Montserrat"/>
+          <w:color w:val="CC1903"/>
+          <w:sz w:val="26"/>
+          <w:szCs w:val="26"/>
+        </w:rPr>
+      </w:pPr>
+    </w:p>
+    <w:p>
+      <w:pPr>
+        <w:jc w:val="both"/>
+        <w:rPr>
+          <w:rFonts w:ascii="Montserrat" w:hAnsi="Montserrat"/>
+          <w:color w:val="CC1903"/>
+          <w:sz w:val="26"/>
+          <w:szCs w:val="26"/>
+        </w:rPr>
+      </w:pPr>
+    </w:p>
+    <w:p>
+      <w:pPr>
+        <w:jc w:val="both"/>
+        <w:rPr>
+          <w:rFonts w:ascii="Montserrat" w:hAnsi="Montserrat"/>
+          <w:color w:val="CC1903"/>
+          <w:sz w:val="26"/>
+          <w:szCs w:val="26"/>
+        </w:rPr>
+      </w:pPr>
+    </w:p>
+    <w:p>
+      <w:pPr>
+        <w:jc w:val="both"/>
+        <w:rPr>
+          <w:rFonts w:ascii="Montserrat" w:hAnsi="Montserrat"/>
+          <w:color w:val="CC1903"/>
+          <w:sz w:val="26"/>
+          <w:szCs w:val="26"/>
+        </w:rPr>
+      </w:pPr>
+    </w:p>
+    <w:p>
+      <w:pPr>
+        <w:jc w:val="both"/>
+        <w:rPr>
+          <w:rFonts w:ascii="Montserrat" w:hAnsi="Montserrat"/>
+          <w:color w:val="CC1903"/>
+          <w:sz w:val="26"/>
+          <w:szCs w:val="26"/>
+        </w:rPr>
+      </w:pPr>
+    </w:p>
+    <w:p>
+      <w:pPr>
+        <w:pStyle w:val="Titolo4"/>
+        <w:rPr>
+          <w:rFonts w:ascii="Montserrat" w:hAnsi="Montserrat"/>
+          <w:i w:val="0"/>
+          <w:iCs w:val="0"/>
+          <w:color w:val="CC1903"/>
+          <w:sz w:val="26"/>
+          <w:szCs w:val="26"/>
+        </w:rPr>
+      </w:pPr>
+      <w:bookmarkStart w:id="24" w:name="_Toc222162620"/>
+      <w:r>
+        <w:rPr>
+          <w:rFonts w:ascii="Montserrat" w:hAnsi="Montserrat"/>
+          <w:i w:val="0"/>
+          <w:iCs w:val="0"/>
+          <w:color w:val="CC1903"/>
+          <w:sz w:val="26"/>
+          <w:szCs w:val="26"/>
+        </w:rPr>
+        <w:lastRenderedPageBreak/>
+        <w:t xml:space="preserve">3.4.2. </w:t>
+      </w:r>
+      <w:proofErr w:type="spellStart"/>
+      <w:proofErr w:type="gramStart"/>
+      <w:r>
+        <w:rPr>
+          <w:rFonts w:ascii="Montserrat" w:hAnsi="Montserrat"/>
+          <w:i w:val="0"/>
+          <w:iCs w:val="0"/>
+          <w:color w:val="CC1903"/>
+          <w:sz w:val="26"/>
+          <w:szCs w:val="26"/>
+        </w:rPr>
+        <w:t>inviaInvitiPrioritari</w:t>
+      </w:r>
+      <w:proofErr w:type="spellEnd"/>
+      <w:r>
+        <w:rPr>
+          <w:rFonts w:ascii="Montserrat" w:hAnsi="Montserrat"/>
+          <w:i w:val="0"/>
+          <w:iCs w:val="0"/>
+          <w:color w:val="CC1903"/>
+          <w:sz w:val="26"/>
+          <w:szCs w:val="26"/>
+        </w:rPr>
+        <w:t>(</w:t>
+      </w:r>
+      <w:proofErr w:type="gramEnd"/>
+      <w:r>
+        <w:rPr>
+          <w:rFonts w:ascii="Montserrat" w:hAnsi="Montserrat"/>
+          <w:i w:val="0"/>
+          <w:iCs w:val="0"/>
+          <w:color w:val="CC1903"/>
+          <w:sz w:val="26"/>
+          <w:szCs w:val="26"/>
+        </w:rPr>
+        <w:t>)</w:t>
+      </w:r>
+      <w:bookmarkEnd w:id="24"/>
+    </w:p>
+    <w:p>
+      <w:pPr>
+        <w:jc w:val="center"/>
+        <w:rPr>
+          <w:rFonts w:ascii="Montserrat" w:hAnsi="Montserrat"/>
+          <w:color w:val="CC1903"/>
+          <w:sz w:val="26"/>
+          <w:szCs w:val="26"/>
+        </w:rPr>
+      </w:pPr>
+      <w:r>
+        <w:rPr>
+          <w:rFonts w:ascii="Montserrat" w:hAnsi="Montserrat"/>
+          <w:noProof/>
+          <w:color w:val="CC1903"/>
+          <w:sz w:val="26"/>
+          <w:szCs w:val="26"/>
+        </w:rPr>
+        <w:drawing>
+          <wp:inline distT="0" distB="0" distL="0" distR="0" wp14:anchorId="35D33B24" wp14:editId="3B4C0808">
+            <wp:extent cx="5954346" cy="6044564"/>
+            <wp:effectExtent l="0" t="0" r="8890" b="0"/>
+            <wp:docPr id="563675365" name="Immagine 14"/>
+            <wp:cNvGraphicFramePr>
+              <a:graphicFrameLocks xmlns:a="http://schemas.openxmlformats.org/drawingml/2006/main" noChangeAspect="1"/>
+            </wp:cNvGraphicFramePr>
+            <a:graphic xmlns:a="http://schemas.openxmlformats.org/drawingml/2006/main">
+              <a:graphicData uri="http://schemas.openxmlformats.org/drawingml/2006/picture">
+                <pic:pic xmlns:pic="http://schemas.openxmlformats.org/drawingml/2006/picture">
+                  <pic:nvPicPr>
+                    <pic:cNvPr id="563675365" name="Immagine 14"/>
+                    <pic:cNvPicPr/>
+                  </pic:nvPicPr>
+                  <pic:blipFill>
+                    <a:blip r:embed="rId17" cstate="print">
+                      <a:extLst>
+                        <a:ext uri="{28A0092B-C50C-407E-A947-70E740481C1C}">
+                          <a14:useLocalDpi xmlns:a14="http://schemas.microsoft.com/office/drawing/2010/main" val="0"/>
+                        </a:ext>
+                      </a:extLst>
+                    </a:blip>
+                    <a:stretch>
+                      <a:fillRect/>
+                    </a:stretch>
+                  </pic:blipFill>
+                  <pic:spPr>
+                    <a:xfrm>
+                      <a:off x="0" y="0"/>
+                      <a:ext cx="5954346" cy="6044564"/>
+                    </a:xfrm>
+                    <a:prstGeom prst="rect">
+                      <a:avLst/>
+                    </a:prstGeom>
+                  </pic:spPr>
+                </pic:pic>
+              </a:graphicData>
+            </a:graphic>
+          </wp:inline>
+        </w:drawing>
+      </w:r>
+    </w:p>
+    <w:p>
+      <w:pPr>
+        <w:pStyle w:val="Titolo3"/>
+        <w:rPr>
+          <w:rFonts w:ascii="Montserrat" w:hAnsi="Montserrat"/>
+          <w:color w:val="CC1903"/>
+        </w:rPr>
+      </w:pPr>
+      <w:bookmarkStart w:id="25" w:name="_Toc222162621"/>
+      <w:r>
+        <w:rPr>
+          <w:rFonts w:ascii="Montserrat" w:hAnsi="Montserrat"/>
+          <w:color w:val="CC1903"/>
+        </w:rPr>
+        <w:t>3.4. Diagramma delle Classi (DCD)</w:t>
+      </w:r>
+      <w:bookmarkEnd w:id="25"/>
+    </w:p>
+    <w:p>
+      <w:pPr>
+        <w:jc w:val="both"/>
+        <w:rPr>
+          <w:rFonts w:ascii="Montserrat" w:hAnsi="Montserrat"/>
+          <w:color w:val="272728"/>
+          <w:sz w:val="24"/>
+          <w:szCs w:val="24"/>
+        </w:rPr>
+      </w:pPr>
+      <w:r>
+        <w:rPr>
+          <w:rFonts w:ascii="Montserrat" w:hAnsi="Montserrat"/>
+          <w:color w:val="272728"/>
+          <w:sz w:val="24"/>
+          <w:szCs w:val="24"/>
+        </w:rPr>
+        <w:t xml:space="preserve">Nel seguente diagramma delle classi </w:t>
+      </w:r>
+      <w:r>
+        <w:rPr>
+          <w:rFonts w:ascii="Montserrat" w:hAnsi="Montserrat"/>
+          <w:color w:val="272728"/>
+          <w:sz w:val="24"/>
+          <w:szCs w:val="24"/>
+        </w:rPr>
+        <w:t>si può notare l’integrazione delle nuove entità individuate in questa iterazione. La struttura de</w:t>
+      </w:r>
+      <w:r>
+        <w:rPr>
+          <w:rFonts w:ascii="Montserrat" w:hAnsi="Montserrat"/>
+          <w:color w:val="272728"/>
+          <w:sz w:val="24"/>
+          <w:szCs w:val="24"/>
+        </w:rPr>
+        <w:t xml:space="preserve">l pattern Builder </w:t>
+      </w:r>
+      <w:r>
+        <w:rPr>
+          <w:rFonts w:ascii="Montserrat" w:hAnsi="Montserrat"/>
+          <w:color w:val="272728"/>
+          <w:sz w:val="24"/>
+          <w:szCs w:val="24"/>
+        </w:rPr>
+        <w:t xml:space="preserve">è stata estesa per supportare la creazione di un nuovo tipo di Evento. È stato, inoltre, introdotto </w:t>
+      </w:r>
+      <w:r>
+        <w:rPr>
+          <w:rFonts w:ascii="Montserrat" w:hAnsi="Montserrat"/>
+          <w:color w:val="272728"/>
+          <w:sz w:val="24"/>
+          <w:szCs w:val="24"/>
+        </w:rPr>
+        <w:t>il pattern Strategy con le relative classi concrete per la gestione delle logiche di calcolo del prezzo e degli sconti.</w:t>
+      </w:r>
+    </w:p>
+    <w:p>
+      <w:pPr>
+        <w:jc w:val="center"/>
+        <w:rPr>
+          <w:rFonts w:ascii="Montserrat" w:hAnsi="Montserrat"/>
+          <w:color w:val="272728"/>
+          <w:sz w:val="24"/>
+          <w:szCs w:val="24"/>
+        </w:rPr>
+      </w:pPr>
+      <w:r>
+        <w:rPr>
+          <w:rFonts w:ascii="Montserrat" w:hAnsi="Montserrat"/>
+          <w:noProof/>
+          <w:color w:val="272728"/>
+          <w:sz w:val="24"/>
+          <w:szCs w:val="24"/>
+        </w:rPr>
+        <w:lastRenderedPageBreak/>
+        <w:drawing>
+          <wp:inline distT="0" distB="0" distL="0" distR="0" wp14:anchorId="0DC4A084" wp14:editId="47280AEA">
+            <wp:extent cx="6088228" cy="4457804"/>
+            <wp:effectExtent l="0" t="0" r="8255" b="0"/>
+            <wp:docPr id="164845514" name="Immagine 15"/>
+            <wp:cNvGraphicFramePr>
+              <a:graphicFrameLocks xmlns:a="http://schemas.openxmlformats.org/drawingml/2006/main" noChangeAspect="1"/>
+            </wp:cNvGraphicFramePr>
+            <a:graphic xmlns:a="http://schemas.openxmlformats.org/drawingml/2006/main">
+              <a:graphicData uri="http://schemas.openxmlformats.org/drawingml/2006/picture">
+                <pic:pic xmlns:pic="http://schemas.openxmlformats.org/drawingml/2006/picture">
+                  <pic:nvPicPr>
+                    <pic:cNvPr id="164845514" name="Immagine 15"/>
+                    <pic:cNvPicPr/>
+                  </pic:nvPicPr>
+                  <pic:blipFill>
+                    <a:blip r:embed="rId18" cstate="print">
+                      <a:extLst>
+                        <a:ext uri="{28A0092B-C50C-407E-A947-70E740481C1C}">
+                          <a14:useLocalDpi xmlns:a14="http://schemas.microsoft.com/office/drawing/2010/main" val="0"/>
+                        </a:ext>
+                      </a:extLst>
+                    </a:blip>
+                    <a:stretch>
+                      <a:fillRect/>
+                    </a:stretch>
+                  </pic:blipFill>
+                  <pic:spPr>
+                    <a:xfrm>
+                      <a:off x="0" y="0"/>
+                      <a:ext cx="6088228" cy="4457804"/>
+                    </a:xfrm>
+                    <a:prstGeom prst="rect">
+                      <a:avLst/>
+                    </a:prstGeom>
+                  </pic:spPr>
+                </pic:pic>
+              </a:graphicData>
+            </a:graphic>
+          </wp:inline>
+        </w:drawing>
+      </w:r>
     </w:p>
     <w:p>
       <w:pPr>
